--- a/tests/corpus_v2/docs/cx_supply_0001.docx
+++ b/tests/corpus_v2/docs/cx_supply_0001.docx
@@ -21,7 +21,13 @@
         <w:rPr>
           <w:b/>
         </w:rPr>
-        <w:t xml:space="preserve">№ 197/2024-С</w:t>
+        <w:t xml:space="preserve">№ </w:t>
+      </w:r>
+      <w:r>
+        <w:rPr>
+          <w:b/>
+        </w:rPr>
+        <w:t xml:space="preserve">63/20</w:t>
       </w:r>
     </w:p>
     <w:p/>
@@ -33,7 +39,7 @@
         <w:t xml:space="preserve">     </w:t>
       </w:r>
       <w:r>
-        <w:t xml:space="preserve">«18» сентября 2025 г.</w:t>
+        <w:t xml:space="preserve">18.10.2025</w:t>
       </w:r>
     </w:p>
     <w:p/>
@@ -72,10 +78,10 @@
         <w:t xml:space="preserve">доверенности № 12 от 09.01.2024</w:t>
       </w:r>
       <w:r>
-        <w:t xml:space="preserve">, с другой стороны, совместно именуемые «Стороны», заключили настоящий </w:t>
-      </w:r>
-      <w:r>
-        <w:t xml:space="preserve">Договор № 22/2023-К</w:t>
+        <w:t xml:space="preserve">, с другой стороны, совместно именуемые «Стороны», заключили настоящий Договор № </w:t>
+      </w:r>
+      <w:r>
+        <w:t xml:space="preserve">31703/102-сс</w:t>
       </w:r>
       <w:r>
         <w:t xml:space="preserve"> (далее — Договор) о нижеследующем:</w:t>
@@ -114,7 +120,7 @@
         <w:t xml:space="preserve">Поставка осуществляется партиями на основании заявок Покупателя; срок отгрузки партии — </w:t>
       </w:r>
       <w:r>
-        <w:t xml:space="preserve">в течение 15 банковских дней с даты подписания Сторонами акта сдачи-приемки оказанных услуг</w:t>
+        <w:t xml:space="preserve">в течение сорока пяти рабочих дней с даты подписания Сторонами акта сдачи-приемки оказанных услуг</w:t>
       </w:r>
       <w:r>
         <w:t xml:space="preserve">.</w:t>
@@ -150,7 +156,7 @@
         <w:t xml:space="preserve">2.1. Общая цена Договора: </w:t>
       </w:r>
       <w:r>
-        <w:t xml:space="preserve">2 500 000 (Два миллиона пятьсот тысяч) рублей 50 копеек</w:t>
+        <w:t xml:space="preserve">42700002,7 (сорок два миллиона семьсот тысяч два) рубля</w:t>
       </w:r>
       <w:r>
         <w:t xml:space="preserve">.</w:t>
@@ -161,7 +167,7 @@
         <w:t xml:space="preserve">2.2. Налог: </w:t>
       </w:r>
       <w:r>
-        <w:t xml:space="preserve">0,5 (пяти десятых) % от цены Договора</w:t>
+        <w:t xml:space="preserve">15% за каждый день просрочки</w:t>
       </w:r>
       <w:r>
         <w:t xml:space="preserve">.</w:t>
@@ -172,7 +178,7 @@
         <w:t xml:space="preserve">2.3. Срок оплаты — </w:t>
       </w:r>
       <w:r>
-        <w:t xml:space="preserve">в течение 3 рабочих дней с момента выставления счета</w:t>
+        <w:t xml:space="preserve">не позднее 13.09.2025</w:t>
       </w:r>
       <w:r>
         <w:t xml:space="preserve">.</w:t>
@@ -252,7 +258,7 @@
         <w:t xml:space="preserve">. Цена — </w:t>
       </w:r>
       <w:r>
-        <w:t xml:space="preserve">55 956,26 (пятьдесят пять тысяч девятьсот пятьдесят шесть рублей двадцать шесть копеек)</w:t>
+        <w:t xml:space="preserve">____ руб. (_____)_____ коп., включая НДС ___ руб. (_____)_____ коп.</w:t>
       </w:r>
       <w:r>
         <w:t xml:space="preserve">.</w:t>
@@ -272,7 +278,7 @@
         <w:t xml:space="preserve">3.1. Место исполнения обязательств: </w:t>
       </w:r>
       <w:r>
-        <w:t xml:space="preserve">420111, г. Казань, пер. Мира, д. 26, кв. 37</w:t>
+        <w:t xml:space="preserve">101000, г. Москва, просп. Пушкина, д. 14, кв. 88</w:t>
       </w:r>
       <w:r>
         <w:t xml:space="preserve">.</w:t>
@@ -289,7 +295,7 @@
         <w:t xml:space="preserve">, тел. </w:t>
       </w:r>
       <w:r>
-        <w:t xml:space="preserve">+7 (495) 176-27-80</w:t>
+        <w:t xml:space="preserve">+7 (499) 244-22-19</w:t>
       </w:r>
       <w:r>
         <w:t xml:space="preserve">.</w:t>
@@ -300,7 +306,7 @@
         <w:t xml:space="preserve">3.3. Срок исполнения обязательств — </w:t>
       </w:r>
       <w:r>
-        <w:t xml:space="preserve">в течение 10 рабочих дней с момента подписания акта</w:t>
+        <w:t xml:space="preserve">в течение 36 месяцев с момента подписания акта</w:t>
       </w:r>
       <w:r>
         <w:t xml:space="preserve">.</w:t>
@@ -331,13 +337,19 @@
         <w:t xml:space="preserve">Размер неустойки за нарушение сроков оплаты: </w:t>
       </w:r>
       <w:r>
-        <w:t xml:space="preserve">0,1% за каждый день просрочки</w:t>
+        <w:t xml:space="preserve">0,2 (двух десятых) % от цены Договора</w:t>
+      </w:r>
+      <w:r>
+        <w:t xml:space="preserve">, но не более </w:t>
+      </w:r>
+      <w:r>
+        <w:t xml:space="preserve">0,3 % от цены Договора</w:t>
       </w:r>
       <w:r>
         <w:t xml:space="preserve">. Предельный размер ответственности: </w:t>
       </w:r>
       <w:r>
-        <w:t xml:space="preserve">0,1% от стоимости</w:t>
+        <w:t xml:space="preserve">0,3 (три десятых процента) процента от стоимости неоплаченных работ</w:t>
       </w:r>
       <w:r>
         <w:t xml:space="preserve">.</w:t>
@@ -359,7 +371,7 @@
         <w:t xml:space="preserve">Сторона, для которой создалась невозможность исполнения, обязана уведомить другую Сторону. Срок уведомления — </w:t>
       </w:r>
       <w:r>
-        <w:t xml:space="preserve">60 дней с момента заключения контракта</w:t>
+        <w:t xml:space="preserve">в течение 14 календарных дней</w:t>
       </w:r>
       <w:r>
         <w:t xml:space="preserve">.</w:t>
@@ -373,13 +385,85 @@
         <w:t xml:space="preserve">Все споры и разногласия решаются путём переговоров. Претензионный порядок обязателен, срок ответа на претензию — </w:t>
       </w:r>
       <w:r>
-        <w:t xml:space="preserve">10 рабочих дней с момента поступления денежных средств на расчетный счет</w:t>
-      </w:r>
-      <w:r>
-        <w:t xml:space="preserve">.</w:t>
-      </w:r>
-    </w:p>
-    <w:p/>
+        <w:t xml:space="preserve">в течение десяти банковских дней со дня предъявления требования</w:t>
+      </w:r>
+      <w:r>
+        <w:t xml:space="preserve">.</w:t>
+      </w:r>
+    </w:p>
+    <w:p/>
+    <w:p/>
+    <w:p/>
+    <w:p>
+      <w:r>
+        <w:rPr>
+          <w:b/>
+        </w:rPr>
+        <w:t xml:space="preserve">9. КОНТРОЛЬНЫЕ ВЕЛИЧИНЫ</w:t>
+      </w:r>
+    </w:p>
+    <w:p>
+      <w:r>
+        <w:t xml:space="preserve">9.1. Контрольная запись: </w:t>
+      </w:r>
+      <w:r>
+        <w:rPr>
+          <w:b/>
+        </w:rPr>
+        <w:t xml:space="preserve">5 8</w:t>
+      </w:r>
+      <w:r>
+        <w:t xml:space="preserve">00 000 (Пять миллионов восемьсот тысяч) RUB</w:t>
+      </w:r>
+      <w:r>
+        <w:t xml:space="preserve">.</w:t>
+      </w:r>
+    </w:p>
+    <w:p>
+      <w:r>
+        <w:t xml:space="preserve">9.2. Контрольная запись: </w:t>
+      </w:r>
+      <w:r>
+        <w:rPr>
+          <w:b/>
+        </w:rPr>
+        <w:t xml:space="preserve">1/1</w:t>
+      </w:r>
+      <w:r>
+        <w:t xml:space="preserve">50 ключевой ставки ЦБ РФ годовых</w:t>
+      </w:r>
+      <w:r>
+        <w:t xml:space="preserve">.</w:t>
+      </w:r>
+    </w:p>
+    <w:p>
+      <w:r>
+        <w:t xml:space="preserve">9.3. Контрольная запись: </w:t>
+      </w:r>
+      <w:r>
+        <w:rPr>
+          <w:b/>
+        </w:rPr>
+        <w:t xml:space="preserve">не позднее 24.04.20</w:t>
+      </w:r>
+      <w:r>
+        <w:t xml:space="preserve">25</w:t>
+      </w:r>
+      <w:r>
+        <w:t xml:space="preserve">.</w:t>
+      </w:r>
+    </w:p>
+    <w:p>
+      <w:r>
+        <w:t xml:space="preserve">9.4. Контрольная запись: </w:t>
+      </w:r>
+      <w:r>
+        <w:t xml:space="preserve">2І/2О23-С</w:t>
+      </w:r>
+      <w:r>
+        <w:t xml:space="preserve">.</w:t>
+      </w:r>
+    </w:p>
     <w:p/>
     <w:p/>
     <w:p>
@@ -396,9 +480,14 @@
       </w:r>
       <w:ins w:id="1" w:author="Юрист" w:date="2024-01-01T00:00:00Z">
         <w:r>
-          <w:t xml:space="preserve">не более 500 000 (Пятисот тысяч) рублей</w:t>
+          <w:t xml:space="preserve">80 000 000 руб. 5 коп.</w:t>
         </w:r>
       </w:ins>
+      <w:ins w:id="2" w:author="Юрист" w:date="2024-01-01T00:00:00Z">
+        <w:r>
+          <w:t xml:space="preserve">, в том числе НДС</w:t>
+        </w:r>
+      </w:ins>
       <w:r>
         <w:t xml:space="preserve">.</w:t>
       </w:r>
@@ -417,7 +506,7 @@
         <w:fldChar w:fldCharType="separate"/>
       </w:r>
       <w:r>
-        <w:t xml:space="preserve">5 рабочих дней</w:t>
+        <w:t xml:space="preserve">не позднее 17.08.2025</w:t>
       </w:r>
       <w:r>
         <w:fldChar w:fldCharType="end"/>
@@ -474,7 +563,7 @@
               <w:t xml:space="preserve">Юридический адрес: </w:t>
             </w:r>
             <w:r>
-              <w:t xml:space="preserve">170100, г. Тверь, ш. Заречная, д. 22, кв. 22</w:t>
+              <w:t xml:space="preserve">344002, г. Ростов-на-Дону, проезд Гагарина, д. 34, кв. 133</w:t>
             </w:r>
           </w:p>
           <w:p>
@@ -482,7 +571,7 @@
               <w:t xml:space="preserve">Почтовый адрес: </w:t>
             </w:r>
             <w:r>
-              <w:t xml:space="preserve">394000, г. Воронеж, просп. Кирова, д. 35, кв. 157</w:t>
+              <w:t xml:space="preserve">143400, г. Красногорск, наб. Ленина, д. 5, кв. 118</w:t>
             </w:r>
           </w:p>
           <w:p>
@@ -537,7 +626,7 @@
               <w:t xml:space="preserve">Тел.: </w:t>
             </w:r>
             <w:r>
-              <w:t xml:space="preserve">+7 (495) 735-12-40</w:t>
+              <w:t xml:space="preserve">+7 (846) 720-17-96</w:t>
             </w:r>
           </w:p>
           <w:p>
@@ -545,7 +634,7 @@
               <w:t xml:space="preserve">E-mail: </w:t>
             </w:r>
             <w:r>
-              <w:t xml:space="preserve">zayceva@yandex.ru</w:t>
+              <w:t xml:space="preserve">zayceva@inbox.ru</w:t>
             </w:r>
           </w:p>
           <w:p/>
@@ -580,7 +669,7 @@
               <w:t xml:space="preserve">Юридический адрес: </w:t>
             </w:r>
             <w:r>
-              <w:t xml:space="preserve">143400, г. Красногорск, ш. Кутузовский, д. 67, кв. 113</w:t>
+              <w:t xml:space="preserve">190000, г. Санкт-Петербург, пер. Лесная, д. 82, кв. 56</w:t>
             </w:r>
           </w:p>
           <w:p>
@@ -588,7 +677,7 @@
               <w:t xml:space="preserve">Почтовый адрес: </w:t>
             </w:r>
             <w:r>
-              <w:t xml:space="preserve">170100, г. Тверь, проезд Победы, д. 67, кв. 105</w:t>
+              <w:t xml:space="preserve">190000, г. Санкт-Петербург, просп. Октябрьская, д. 43, кв. 59</w:t>
             </w:r>
           </w:p>
           <w:p>
@@ -643,7 +732,7 @@
               <w:t xml:space="preserve">Тел.: </w:t>
             </w:r>
             <w:r>
-              <w:t xml:space="preserve">+7 (846) 892-10-93</w:t>
+              <w:t xml:space="preserve">+7 (812) 328-11-38</w:t>
             </w:r>
           </w:p>
           <w:p>
@@ -651,7 +740,7 @@
               <w:t xml:space="preserve">E-mail: </w:t>
             </w:r>
             <w:r>
-              <w:t xml:space="preserve">lebedeva@romashka.ru</w:t>
+              <w:t xml:space="preserve">lebedeva@yandex.ru</w:t>
             </w:r>
           </w:p>
           <w:p/>

--- a/tests/corpus_v2/docs/cx_supply_0001.docx
+++ b/tests/corpus_v2/docs/cx_supply_0001.docx
@@ -27,7 +27,7 @@
         <w:rPr>
           <w:b/>
         </w:rPr>
-        <w:t xml:space="preserve">63/20</w:t>
+        <w:t xml:space="preserve">99/2024-С</w:t>
       </w:r>
     </w:p>
     <w:p/>
@@ -458,7 +458,24 @@
         <w:t xml:space="preserve">9.4. Контрольная запись: </w:t>
       </w:r>
       <w:r>
-        <w:t xml:space="preserve">2І/2О23-С</w:t>
+        <w:t xml:space="preserve">2ІФ-2ОЗ20/21-606Д</w:t>
+      </w:r>
+      <w:r>
+        <w:t xml:space="preserve">.</w:t>
+      </w:r>
+    </w:p>
+    <w:p>
+      <w:r>
+        <w:t xml:space="preserve">9.5. Цена по протоколу разногласий: </w:t>
+      </w:r>
+      <w:r>
+        <w:t xml:space="preserve">1 700 000</w:t>
+      </w:r>
+      <w:r>
+        <w:t xml:space="preserve">, а прописью: </w:t>
+      </w:r>
+      <w:r>
+        <w:t xml:space="preserve">один семьсот тысяч рублей</w:t>
       </w:r>
       <w:r>
         <w:t xml:space="preserve">.</w:t>
@@ -480,12 +497,12 @@
       </w:r>
       <w:ins w:id="1" w:author="Юрист" w:date="2024-01-01T00:00:00Z">
         <w:r>
-          <w:t xml:space="preserve">80 000 000 руб. 5 коп.</w:t>
+          <w:t xml:space="preserve">не менее 77 500 000 (Семидесяти семи миллионов пятисот тысяч) руб. 00 копеек</w:t>
         </w:r>
       </w:ins>
       <w:ins w:id="2" w:author="Юрист" w:date="2024-01-01T00:00:00Z">
         <w:r>
-          <w:t xml:space="preserve">, в том числе НДС</w:t>
+          <w:t xml:space="preserve">, НДС не облагается</w:t>
         </w:r>
       </w:ins>
       <w:r>
@@ -506,7 +523,7 @@
         <w:fldChar w:fldCharType="separate"/>
       </w:r>
       <w:r>
-        <w:t xml:space="preserve">не позднее 17.08.2025</w:t>
+        <w:t xml:space="preserve">не позднее 22.07.2025</w:t>
       </w:r>
       <w:r>
         <w:fldChar w:fldCharType="end"/>
@@ -563,7 +580,7 @@
               <w:t xml:space="preserve">Юридический адрес: </w:t>
             </w:r>
             <w:r>
-              <w:t xml:space="preserve">344002, г. Ростов-на-Дону, проезд Гагарина, д. 34, кв. 133</w:t>
+              <w:t xml:space="preserve">394000, г. Воронеж, пер. Лесная, д. 82, кв. 56</w:t>
             </w:r>
           </w:p>
           <w:p>
@@ -571,7 +588,7 @@
               <w:t xml:space="preserve">Почтовый адрес: </w:t>
             </w:r>
             <w:r>
-              <w:t xml:space="preserve">143400, г. Красногорск, наб. Ленина, д. 5, кв. 118</w:t>
+              <w:t xml:space="preserve">190000, г. Санкт-Петербург, просп. Октябрьская, д. 43, кв. 59</w:t>
             </w:r>
           </w:p>
           <w:p>
@@ -626,7 +643,7 @@
               <w:t xml:space="preserve">Тел.: </w:t>
             </w:r>
             <w:r>
-              <w:t xml:space="preserve">+7 (846) 720-17-96</w:t>
+              <w:t xml:space="preserve">+7 (812) 328-11-38</w:t>
             </w:r>
           </w:p>
           <w:p>
@@ -634,7 +651,7 @@
               <w:t xml:space="preserve">E-mail: </w:t>
             </w:r>
             <w:r>
-              <w:t xml:space="preserve">zayceva@inbox.ru</w:t>
+              <w:t xml:space="preserve">zayceva@yandex.ru</w:t>
             </w:r>
           </w:p>
           <w:p/>
@@ -669,15 +686,7 @@
               <w:t xml:space="preserve">Юридический адрес: </w:t>
             </w:r>
             <w:r>
-              <w:t xml:space="preserve">190000, г. Санкт-Петербург, пер. Лесная, д. 82, кв. 56</w:t>
-            </w:r>
-          </w:p>
-          <w:p>
-            <w:r>
-              <w:t xml:space="preserve">Почтовый адрес: </w:t>
-            </w:r>
-            <w:r>
-              <w:t xml:space="preserve">190000, г. Санкт-Петербург, просп. Октябрьская, д. 43, кв. 59</w:t>
+              <w:t xml:space="preserve">101000, г. Москва, бул. Тверская, д. 61, кв. 39</w:t>
             </w:r>
           </w:p>
           <w:p>
@@ -732,7 +741,7 @@
               <w:t xml:space="preserve">Тел.: </w:t>
             </w:r>
             <w:r>
-              <w:t xml:space="preserve">+7 (812) 328-11-38</w:t>
+              <w:t xml:space="preserve">+7 (846) 735-29-98</w:t>
             </w:r>
           </w:p>
           <w:p>
@@ -740,7 +749,7 @@
               <w:t xml:space="preserve">E-mail: </w:t>
             </w:r>
             <w:r>
-              <w:t xml:space="preserve">lebedeva@yandex.ru</w:t>
+              <w:t xml:space="preserve">lebedeva@inbox.ru</w:t>
             </w:r>
           </w:p>
           <w:p/>

--- a/tests/corpus_v2/docs/cx_supply_0001.docx
+++ b/tests/corpus_v2/docs/cx_supply_0001.docx
@@ -255,6 +255,12 @@
         <w:t xml:space="preserve">МКАС при ТПП РФ</w:t>
       </w:r>
       <w:r>
+        <w:t xml:space="preserve">. Товар отгружается с сопроводительным документом паспорт качества № </w:t>
+      </w:r>
+      <w:r>
+        <w:t xml:space="preserve">06 07 210812</w:t>
+      </w:r>
+      <w:r>
         <w:t xml:space="preserve">. Цена — </w:t>
       </w:r>
       <w:r>
@@ -278,7 +284,7 @@
         <w:t xml:space="preserve">3.1. Место исполнения обязательств: </w:t>
       </w:r>
       <w:r>
-        <w:t xml:space="preserve">101000, г. Москва, просп. Пушкина, д. 14, кв. 88</w:t>
+        <w:t xml:space="preserve">190000, г. Санкт-Петербург, просп. Садовая, д. 19, кв. 26</w:t>
       </w:r>
       <w:r>
         <w:t xml:space="preserve">.</w:t>
@@ -295,7 +301,7 @@
         <w:t xml:space="preserve">, тел. </w:t>
       </w:r>
       <w:r>
-        <w:t xml:space="preserve">+7 (499) 244-22-19</w:t>
+        <w:t xml:space="preserve">+7 (495) 236-80-44</w:t>
       </w:r>
       <w:r>
         <w:t xml:space="preserve">.</w:t>
@@ -371,7 +377,7 @@
         <w:t xml:space="preserve">Сторона, для которой создалась невозможность исполнения, обязана уведомить другую Сторону. Срок уведомления — </w:t>
       </w:r>
       <w:r>
-        <w:t xml:space="preserve">в течение 14 календарных дней</w:t>
+        <w:t xml:space="preserve">в течение 20 календарных дней</w:t>
       </w:r>
       <w:r>
         <w:t xml:space="preserve">.</w:t>
@@ -385,7 +391,7 @@
         <w:t xml:space="preserve">Все споры и разногласия решаются путём переговоров. Претензионный порядок обязателен, срок ответа на претензию — </w:t>
       </w:r>
       <w:r>
-        <w:t xml:space="preserve">в течение десяти банковских дней со дня предъявления требования</w:t>
+        <w:t xml:space="preserve">в течение пяти банковских дней со дня предъявления требования</w:t>
       </w:r>
       <w:r>
         <w:t xml:space="preserve">.</w:t>
@@ -410,10 +416,10 @@
         <w:rPr>
           <w:b/>
         </w:rPr>
-        <w:t xml:space="preserve">5 8</w:t>
-      </w:r>
-      <w:r>
-        <w:t xml:space="preserve">00 000 (Пять миллионов восемьсот тысяч) RUB</w:t>
+        <w:t xml:space="preserve">7</w:t>
+      </w:r>
+      <w:r>
+        <w:t xml:space="preserve">54 000 (Семьсот пятьдесят четыре тысячи) RUB</w:t>
       </w:r>
       <w:r>
         <w:t xml:space="preserve">.</w:t>
@@ -444,10 +450,10 @@
         <w:rPr>
           <w:b/>
         </w:rPr>
-        <w:t xml:space="preserve">не позднее 24.04.20</w:t>
-      </w:r>
-      <w:r>
-        <w:t xml:space="preserve">25</w:t>
+        <w:t xml:space="preserve">не позднее 06.03.20</w:t>
+      </w:r>
+      <w:r>
+        <w:t xml:space="preserve">26</w:t>
       </w:r>
       <w:r>
         <w:t xml:space="preserve">.</w:t>
@@ -458,7 +464,7 @@
         <w:t xml:space="preserve">9.4. Контрольная запись: </w:t>
       </w:r>
       <w:r>
-        <w:t xml:space="preserve">2ІФ-2ОЗ20/21-606Д</w:t>
+        <w:t xml:space="preserve">7бФ-22091/І2-501Д</w:t>
       </w:r>
       <w:r>
         <w:t xml:space="preserve">.</w:t>
@@ -469,13 +475,13 @@
         <w:t xml:space="preserve">9.5. Цена по протоколу разногласий: </w:t>
       </w:r>
       <w:r>
-        <w:t xml:space="preserve">1 700 000</w:t>
+        <w:t xml:space="preserve">8 900 000</w:t>
       </w:r>
       <w:r>
         <w:t xml:space="preserve">, а прописью: </w:t>
       </w:r>
       <w:r>
-        <w:t xml:space="preserve">один семьсот тысяч рублей</w:t>
+        <w:t xml:space="preserve">восемь девятьсот тысяч рублей</w:t>
       </w:r>
       <w:r>
         <w:t xml:space="preserve">.</w:t>
@@ -497,7 +503,7 @@
       </w:r>
       <w:ins w:id="1" w:author="Юрист" w:date="2024-01-01T00:00:00Z">
         <w:r>
-          <w:t xml:space="preserve">не менее 77 500 000 (Семидесяти семи миллионов пятисот тысяч) руб. 00 копеек</w:t>
+          <w:t xml:space="preserve">не менее 7 300 000 (Семи миллионов трёхсот тысяч) руб. 00 копеек</w:t>
         </w:r>
       </w:ins>
       <w:ins w:id="2" w:author="Юрист" w:date="2024-01-01T00:00:00Z">
@@ -523,7 +529,7 @@
         <w:fldChar w:fldCharType="separate"/>
       </w:r>
       <w:r>
-        <w:t xml:space="preserve">не позднее 22.07.2025</w:t>
+        <w:t xml:space="preserve">не позднее 03.12.2026</w:t>
       </w:r>
       <w:r>
         <w:fldChar w:fldCharType="end"/>
@@ -580,15 +586,7 @@
               <w:t xml:space="preserve">Юридический адрес: </w:t>
             </w:r>
             <w:r>
-              <w:t xml:space="preserve">394000, г. Воронеж, пер. Лесная, д. 82, кв. 56</w:t>
-            </w:r>
-          </w:p>
-          <w:p>
-            <w:r>
-              <w:t xml:space="preserve">Почтовый адрес: </w:t>
-            </w:r>
-            <w:r>
-              <w:t xml:space="preserve">190000, г. Санкт-Петербург, просп. Октябрьская, д. 43, кв. 59</w:t>
+              <w:t xml:space="preserve">141400, г. Химки, ул. Пушкина, д. 55, кв. 27</w:t>
             </w:r>
           </w:p>
           <w:p>
@@ -643,7 +641,7 @@
               <w:t xml:space="preserve">Тел.: </w:t>
             </w:r>
             <w:r>
-              <w:t xml:space="preserve">+7 (812) 328-11-38</w:t>
+              <w:t xml:space="preserve">+7 (812) 319-52-39</w:t>
             </w:r>
           </w:p>
           <w:p>
@@ -651,7 +649,7 @@
               <w:t xml:space="preserve">E-mail: </w:t>
             </w:r>
             <w:r>
-              <w:t xml:space="preserve">zayceva@yandex.ru</w:t>
+              <w:t xml:space="preserve">zayceva@list.ru</w:t>
             </w:r>
           </w:p>
           <w:p/>
@@ -686,7 +684,7 @@
               <w:t xml:space="preserve">Юридический адрес: </w:t>
             </w:r>
             <w:r>
-              <w:t xml:space="preserve">101000, г. Москва, бул. Тверская, д. 61, кв. 39</w:t>
+              <w:t xml:space="preserve">420111, г. Казань, просп. Ленина, д. 75, кв. 190</w:t>
             </w:r>
           </w:p>
           <w:p>
@@ -741,7 +739,7 @@
               <w:t xml:space="preserve">Тел.: </w:t>
             </w:r>
             <w:r>
-              <w:t xml:space="preserve">+7 (846) 735-29-98</w:t>
+              <w:t xml:space="preserve">+7 (495) 658-73-70</w:t>
             </w:r>
           </w:p>
           <w:p>
@@ -749,7 +747,7 @@
               <w:t xml:space="preserve">E-mail: </w:t>
             </w:r>
             <w:r>
-              <w:t xml:space="preserve">lebedeva@inbox.ru</w:t>
+              <w:t xml:space="preserve">lebedeva@yandex.ru</w:t>
             </w:r>
           </w:p>
           <w:p/>

--- a/tests/corpus_v2/docs/cx_supply_0001.docx
+++ b/tests/corpus_v2/docs/cx_supply_0001.docx
@@ -261,6 +261,42 @@
         <w:t xml:space="preserve">06 07 210812</w:t>
       </w:r>
       <w:r>
+        <w:t xml:space="preserve">. К партии приложен паспорт изделия № </w:t>
+      </w:r>
+      <w:r>
+        <w:t xml:space="preserve">14 11 209705</w:t>
+      </w:r>
+      <w:r>
+        <w:t xml:space="preserve">. Оборудование поставляется с паспортом транспортного средства № </w:t>
+      </w:r>
+      <w:r>
+        <w:t xml:space="preserve">19 04 078030</w:t>
+      </w:r>
+      <w:r>
+        <w:t xml:space="preserve">. Приёмка производится согласно техническому паспорту </w:t>
+      </w:r>
+      <w:r>
+        <w:t xml:space="preserve">18 18 280693</w:t>
+      </w:r>
+      <w:r>
+        <w:t xml:space="preserve">. СНИЛС не указан, номер заказа </w:t>
+      </w:r>
+      <w:r>
+        <w:t xml:space="preserve">215-571-349 13</w:t>
+      </w:r>
+      <w:r>
+        <w:t xml:space="preserve">. Дата рождения не проставлена, документ выдан </w:t>
+      </w:r>
+      <w:r>
+        <w:t xml:space="preserve">24.04.2015</w:t>
+      </w:r>
+      <w:r>
+        <w:t xml:space="preserve">. Код подразделения, см. артикул </w:t>
+      </w:r>
+      <w:r>
+        <w:t xml:space="preserve">163-159</w:t>
+      </w:r>
+      <w:r>
         <w:t xml:space="preserve">. Цена — </w:t>
       </w:r>
       <w:r>
@@ -284,7 +320,7 @@
         <w:t xml:space="preserve">3.1. Место исполнения обязательств: </w:t>
       </w:r>
       <w:r>
-        <w:t xml:space="preserve">190000, г. Санкт-Петербург, просп. Садовая, д. 19, кв. 26</w:t>
+        <w:t xml:space="preserve">143400, г. Красногорск, ш. Заречная, д. 22, кв. 22</w:t>
       </w:r>
       <w:r>
         <w:t xml:space="preserve">.</w:t>
@@ -301,7 +337,7 @@
         <w:t xml:space="preserve">, тел. </w:t>
       </w:r>
       <w:r>
-        <w:t xml:space="preserve">+7 (495) 236-80-44</w:t>
+        <w:t xml:space="preserve">+7 (843) 386-38-37</w:t>
       </w:r>
       <w:r>
         <w:t xml:space="preserve">.</w:t>
@@ -377,7 +413,7 @@
         <w:t xml:space="preserve">Сторона, для которой создалась невозможность исполнения, обязана уведомить другую Сторону. Срок уведомления — </w:t>
       </w:r>
       <w:r>
-        <w:t xml:space="preserve">в течение 20 календарных дней</w:t>
+        <w:t xml:space="preserve">в течение 3 календарных дней</w:t>
       </w:r>
       <w:r>
         <w:t xml:space="preserve">.</w:t>
@@ -391,7 +427,7 @@
         <w:t xml:space="preserve">Все споры и разногласия решаются путём переговоров. Претензионный порядок обязателен, срок ответа на претензию — </w:t>
       </w:r>
       <w:r>
-        <w:t xml:space="preserve">в течение пяти банковских дней со дня предъявления требования</w:t>
+        <w:t xml:space="preserve">в течение трех банковских дней со дня предъявления требования</w:t>
       </w:r>
       <w:r>
         <w:t xml:space="preserve">.</w:t>
@@ -416,10 +452,10 @@
         <w:rPr>
           <w:b/>
         </w:rPr>
-        <w:t xml:space="preserve">7</w:t>
-      </w:r>
-      <w:r>
-        <w:t xml:space="preserve">54 000 (Семьсот пятьдесят четыре тысячи) RUB</w:t>
+        <w:t xml:space="preserve">2</w:t>
+      </w:r>
+      <w:r>
+        <w:t xml:space="preserve">53 000 (Двести пятьдесят три тысячи) RUB</w:t>
       </w:r>
       <w:r>
         <w:t xml:space="preserve">.</w:t>
@@ -450,10 +486,10 @@
         <w:rPr>
           <w:b/>
         </w:rPr>
-        <w:t xml:space="preserve">не позднее 06.03.20</w:t>
-      </w:r>
-      <w:r>
-        <w:t xml:space="preserve">26</w:t>
+        <w:t xml:space="preserve">в течение 6</w:t>
+      </w:r>
+      <w:r>
+        <w:t xml:space="preserve">0 (Шестидесяти) банковских дней с момента заключения контракта</w:t>
       </w:r>
       <w:r>
         <w:t xml:space="preserve">.</w:t>
@@ -464,7 +500,7 @@
         <w:t xml:space="preserve">9.4. Контрольная запись: </w:t>
       </w:r>
       <w:r>
-        <w:t xml:space="preserve">7бФ-22091/І2-501Д</w:t>
+        <w:t xml:space="preserve">б7Ф-57501/І7-490Д</w:t>
       </w:r>
       <w:r>
         <w:t xml:space="preserve">.</w:t>
@@ -475,13 +511,13 @@
         <w:t xml:space="preserve">9.5. Цена по протоколу разногласий: </w:t>
       </w:r>
       <w:r>
-        <w:t xml:space="preserve">8 900 000</w:t>
+        <w:t xml:space="preserve">1 700 000</w:t>
       </w:r>
       <w:r>
         <w:t xml:space="preserve">, а прописью: </w:t>
       </w:r>
       <w:r>
-        <w:t xml:space="preserve">восемь девятьсот тысяч рублей</w:t>
+        <w:t xml:space="preserve">один семьсот тысяч рублей</w:t>
       </w:r>
       <w:r>
         <w:t xml:space="preserve">.</w:t>
@@ -503,7 +539,7 @@
       </w:r>
       <w:ins w:id="1" w:author="Юрист" w:date="2024-01-01T00:00:00Z">
         <w:r>
-          <w:t xml:space="preserve">не менее 7 300 000 (Семи миллионов трёхсот тысяч) руб. 00 копеек</w:t>
+          <w:t xml:space="preserve">не менее 1 170 000 (Одного миллиона ста семидесяти тысяч) руб. 00 копеек</w:t>
         </w:r>
       </w:ins>
       <w:ins w:id="2" w:author="Юрист" w:date="2024-01-01T00:00:00Z">
@@ -529,7 +565,7 @@
         <w:fldChar w:fldCharType="separate"/>
       </w:r>
       <w:r>
-        <w:t xml:space="preserve">не позднее 03.12.2026</w:t>
+        <w:t xml:space="preserve">не позднее 11.04.2026</w:t>
       </w:r>
       <w:r>
         <w:fldChar w:fldCharType="end"/>
@@ -586,7 +622,7 @@
               <w:t xml:space="preserve">Юридический адрес: </w:t>
             </w:r>
             <w:r>
-              <w:t xml:space="preserve">141400, г. Химки, ул. Пушкина, д. 55, кв. 27</w:t>
+              <w:t xml:space="preserve">420111, г. Казань, просп. Ленина, д. 75, кв. 190</w:t>
             </w:r>
           </w:p>
           <w:p>
@@ -641,7 +677,7 @@
               <w:t xml:space="preserve">Тел.: </w:t>
             </w:r>
             <w:r>
-              <w:t xml:space="preserve">+7 (812) 319-52-39</w:t>
+              <w:t xml:space="preserve">+7 (495) 658-73-70</w:t>
             </w:r>
           </w:p>
           <w:p>
@@ -649,7 +685,7 @@
               <w:t xml:space="preserve">E-mail: </w:t>
             </w:r>
             <w:r>
-              <w:t xml:space="preserve">zayceva@list.ru</w:t>
+              <w:t xml:space="preserve">zayceva@yandex.ru</w:t>
             </w:r>
           </w:p>
           <w:p/>
@@ -684,7 +720,7 @@
               <w:t xml:space="preserve">Юридический адрес: </w:t>
             </w:r>
             <w:r>
-              <w:t xml:space="preserve">420111, г. Казань, просп. Ленина, д. 75, кв. 190</w:t>
+              <w:t xml:space="preserve">143000, г. Одинцово, просп. Кутузовский, д. 89, кв. 97</w:t>
             </w:r>
           </w:p>
           <w:p>
@@ -739,7 +775,7 @@
               <w:t xml:space="preserve">Тел.: </w:t>
             </w:r>
             <w:r>
-              <w:t xml:space="preserve">+7 (495) 658-73-70</w:t>
+              <w:t xml:space="preserve">+7 (499) 716-87-40</w:t>
             </w:r>
           </w:p>
           <w:p>
@@ -747,7 +783,7 @@
               <w:t xml:space="preserve">E-mail: </w:t>
             </w:r>
             <w:r>
-              <w:t xml:space="preserve">lebedeva@yandex.ru</w:t>
+              <w:t xml:space="preserve">lebedeva@list.ru</w:t>
             </w:r>
           </w:p>
           <w:p/>

--- a/tests/corpus_v2/docs/cx_supply_0001.docx
+++ b/tests/corpus_v2/docs/cx_supply_0001.docx
@@ -306,283 +306,120 @@
         <w:t xml:space="preserve">.</w:t>
       </w:r>
     </w:p>
-    <w:p/>
-    <w:p>
-      <w:r>
-        <w:rPr>
-          <w:b/>
-        </w:rPr>
-        <w:t xml:space="preserve">3. МЕСТО И СРОКИ ИСПОЛНЕНИЯ</w:t>
-      </w:r>
-    </w:p>
-    <w:p>
-      <w:r>
-        <w:t xml:space="preserve">3.1. Место исполнения обязательств: </w:t>
-      </w:r>
-      <w:r>
-        <w:t xml:space="preserve">143400, г. Красногорск, ш. Заречная, д. 22, кв. 22</w:t>
-      </w:r>
-      <w:r>
-        <w:t xml:space="preserve">.</w:t>
-      </w:r>
-    </w:p>
-    <w:p>
-      <w:r>
-        <w:t xml:space="preserve">3.2. Контактное лицо со стороны Покупатель — </w:t>
-      </w:r>
-      <w:r>
-        <w:t xml:space="preserve">Лебедевой Ольги Николаевны</w:t>
-      </w:r>
-      <w:r>
-        <w:t xml:space="preserve">, тел. </w:t>
-      </w:r>
-      <w:r>
-        <w:t xml:space="preserve">+7 (843) 386-38-37</w:t>
-      </w:r>
-      <w:r>
-        <w:t xml:space="preserve">.</w:t>
-      </w:r>
-    </w:p>
-    <w:p>
-      <w:r>
-        <w:t xml:space="preserve">3.3. Срок исполнения обязательств — </w:t>
-      </w:r>
-      <w:r>
-        <w:t xml:space="preserve">в течение 36 месяцев с момента подписания акта</w:t>
-      </w:r>
-      <w:r>
-        <w:t xml:space="preserve">.</w:t>
-      </w:r>
-    </w:p>
-    <w:p/>
-    <w:p>
-      <w:r>
-        <w:rPr>
-          <w:b/>
-        </w:rPr>
-        <w:t xml:space="preserve">4. ПРОЧИЕ УСЛОВИЯ</w:t>
-      </w:r>
-    </w:p>
-    <w:p>
-      <w:r>
-        <w:t xml:space="preserve">4.1. </w:t>
-      </w:r>
-      <w:r>
-        <w:t xml:space="preserve">Стороны несут ответственность за неисполнение или ненадлежащее исполнение обязательств в соответствии с законодательством Российской Федерации.</w:t>
-      </w:r>
-    </w:p>
-    <w:p>
-      <w:r>
-        <w:t xml:space="preserve">4.2. </w:t>
-      </w:r>
-      <w:r>
-        <w:t xml:space="preserve">Размер неустойки за нарушение сроков оплаты: </w:t>
-      </w:r>
-      <w:r>
-        <w:t xml:space="preserve">0,2 (двух десятых) % от цены Договора</w:t>
-      </w:r>
-      <w:r>
-        <w:t xml:space="preserve">, но не более </w:t>
-      </w:r>
-      <w:r>
-        <w:t xml:space="preserve">0,3 % от цены Договора</w:t>
-      </w:r>
-      <w:r>
-        <w:t xml:space="preserve">. Предельный размер ответственности: </w:t>
-      </w:r>
-      <w:r>
-        <w:t xml:space="preserve">0,3 (три десятых процента) процента от стоимости неоплаченных работ</w:t>
-      </w:r>
-      <w:r>
-        <w:t xml:space="preserve">.</w:t>
-      </w:r>
-    </w:p>
-    <w:p>
-      <w:r>
-        <w:t xml:space="preserve">4.3. </w:t>
-      </w:r>
-      <w:r>
-        <w:t xml:space="preserve">Стороны освобождаются от ответственности при наступлении обстоятельств непреодолимой силы, если они прямо повлияли на исполнение обязательств.</w:t>
-      </w:r>
-    </w:p>
-    <w:p>
-      <w:r>
-        <w:t xml:space="preserve">4.4. </w:t>
-      </w:r>
-      <w:r>
-        <w:t xml:space="preserve">Сторона, для которой создалась невозможность исполнения, обязана уведомить другую Сторону. Срок уведомления — </w:t>
-      </w:r>
-      <w:r>
-        <w:t xml:space="preserve">в течение 3 календарных дней</w:t>
-      </w:r>
-      <w:r>
-        <w:t xml:space="preserve">.</w:t>
-      </w:r>
-    </w:p>
-    <w:p>
-      <w:r>
-        <w:t xml:space="preserve">4.5. </w:t>
-      </w:r>
-      <w:r>
-        <w:t xml:space="preserve">Все споры и разногласия решаются путём переговоров. Претензионный порядок обязателен, срок ответа на претензию — </w:t>
-      </w:r>
-      <w:r>
-        <w:t xml:space="preserve">в течение трех банковских дней со дня предъявления требования</w:t>
-      </w:r>
-      <w:r>
-        <w:t xml:space="preserve">.</w:t>
-      </w:r>
-    </w:p>
-    <w:p/>
-    <w:p/>
-    <w:p/>
-    <w:p>
-      <w:r>
-        <w:rPr>
-          <w:b/>
-        </w:rPr>
-        <w:t xml:space="preserve">9. КОНТРОЛЬНЫЕ ВЕЛИЧИНЫ</w:t>
-      </w:r>
-    </w:p>
-    <w:p>
-      <w:r>
-        <w:t xml:space="preserve">9.1. Контрольная запись: </w:t>
-      </w:r>
-      <w:r>
-        <w:rPr>
-          <w:b/>
-        </w:rPr>
-        <w:t xml:space="preserve">2</w:t>
-      </w:r>
-      <w:r>
-        <w:t xml:space="preserve">53 000 (Двести пятьдесят три тысячи) RUB</w:t>
-      </w:r>
-      <w:r>
-        <w:t xml:space="preserve">.</w:t>
-      </w:r>
-    </w:p>
-    <w:p>
-      <w:r>
-        <w:t xml:space="preserve">9.2. Контрольная запись: </w:t>
-      </w:r>
-      <w:r>
-        <w:rPr>
-          <w:b/>
-        </w:rPr>
-        <w:t xml:space="preserve">1/1</w:t>
-      </w:r>
-      <w:r>
-        <w:t xml:space="preserve">50 ключевой ставки ЦБ РФ годовых</w:t>
-      </w:r>
-      <w:r>
-        <w:t xml:space="preserve">.</w:t>
-      </w:r>
-    </w:p>
-    <w:p>
-      <w:r>
-        <w:t xml:space="preserve">9.3. Контрольная запись: </w:t>
-      </w:r>
-      <w:r>
-        <w:rPr>
-          <w:b/>
-        </w:rPr>
-        <w:t xml:space="preserve">в течение 6</w:t>
-      </w:r>
-      <w:r>
-        <w:t xml:space="preserve">0 (Шестидесяти) банковских дней с момента заключения контракта</w:t>
-      </w:r>
-      <w:r>
-        <w:t xml:space="preserve">.</w:t>
-      </w:r>
-    </w:p>
-    <w:p>
-      <w:r>
-        <w:t xml:space="preserve">9.4. Контрольная запись: </w:t>
-      </w:r>
-      <w:r>
-        <w:t xml:space="preserve">б7Ф-57501/І7-490Д</w:t>
-      </w:r>
-      <w:r>
-        <w:t xml:space="preserve">.</w:t>
-      </w:r>
-    </w:p>
-    <w:p>
-      <w:r>
-        <w:t xml:space="preserve">9.5. Цена по протоколу разногласий: </w:t>
-      </w:r>
-      <w:r>
-        <w:t xml:space="preserve">1 700 000</w:t>
-      </w:r>
-      <w:r>
-        <w:t xml:space="preserve">, а прописью: </w:t>
-      </w:r>
-      <w:r>
-        <w:t xml:space="preserve">один семьсот тысяч рублей</w:t>
-      </w:r>
-      <w:r>
-        <w:t xml:space="preserve">.</w:t>
-      </w:r>
-    </w:p>
-    <w:p/>
-    <w:p/>
-    <w:p>
-      <w:r>
-        <w:rPr>
-          <w:b/>
-        </w:rPr>
-        <w:t xml:space="preserve">11. УСЛОВИЯ, ОФОРМЛЕННЫЕ СРЕДСТВАМИ РЕДАКТОРА</w:t>
-      </w:r>
-    </w:p>
-    <w:p>
-      <w:r>
-        <w:t xml:space="preserve">11.1. Цена с учётом протокола разногласий: </w:t>
-      </w:r>
-      <w:ins w:id="1" w:author="Юрист" w:date="2024-01-01T00:00:00Z">
-        <w:r>
-          <w:t xml:space="preserve">не менее 1 170 000 (Одного миллиона ста семидесяти тысяч) руб. 00 копеек</w:t>
-        </w:r>
-      </w:ins>
-      <w:ins w:id="2" w:author="Юрист" w:date="2024-01-01T00:00:00Z">
-        <w:r>
-          <w:t xml:space="preserve">, НДС не облагается</w:t>
-        </w:r>
-      </w:ins>
-      <w:r>
-        <w:t xml:space="preserve">.</w:t>
-      </w:r>
-    </w:p>
-    <w:p>
-      <w:r>
-        <w:t xml:space="preserve">11.2. Срок (составное поле): </w:t>
-      </w:r>
-      <w:r>
-        <w:fldChar w:fldCharType="begin"/>
-      </w:r>
-      <w:r>
-        <w:instrText xml:space="preserve"> REF value \h </w:instrText>
-      </w:r>
-      <w:r>
-        <w:fldChar w:fldCharType="separate"/>
-      </w:r>
-      <w:r>
-        <w:t xml:space="preserve">не позднее 11.04.2026</w:t>
-      </w:r>
-      <w:r>
-        <w:fldChar w:fldCharType="end"/>
-      </w:r>
-      <w:r>
-        <w:t xml:space="preserve">.</w:t>
-      </w:r>
-    </w:p>
-    <w:p>
-      <w:r>
-        <w:rPr>
-          <w:b/>
-        </w:rPr>
-        <w:t xml:space="preserve">РЕКВИЗИТЫ И ПОДПИСИ СТОРОН</w:t>
-      </w:r>
-    </w:p>
-    <w:p/>
+    <w:p>
+      <w:r>
+        <w:t xml:space="preserve">2.5. </w:t>
+      </w:r>
+      <w:r>
+        <w:t xml:space="preserve">Товар маркирован штрихкодом </w:t>
+      </w:r>
+      <w:r>
+        <w:t xml:space="preserve">4608263026948</w:t>
+      </w:r>
+      <w:r>
+        <w:t xml:space="preserve">. Код контрагента по ОКПО — </w:t>
+      </w:r>
+      <w:r>
+        <w:t xml:space="preserve">0723853801</w:t>
+      </w:r>
+      <w:r>
+        <w:t xml:space="preserve">. Оборудование учтено под инвентарным номером </w:t>
+      </w:r>
+      <w:r>
+        <w:t xml:space="preserve">048198806</w:t>
+      </w:r>
+      <w:r>
+        <w:t xml:space="preserve">, складской позиции присвоен номер </w:t>
+      </w:r>
+      <w:r>
+        <w:t xml:space="preserve">300103058</w:t>
+      </w:r>
+      <w:r>
+        <w:t xml:space="preserve">.</w:t>
+      </w:r>
+    </w:p>
+    <w:p>
+      <w:r>
+        <w:t xml:space="preserve">2.6. </w:t>
+      </w:r>
+      <w:r>
+        <w:t xml:space="preserve">Оплата по счёту-фактуре на КБК </w:t>
+      </w:r>
+      <w:r>
+        <w:t xml:space="preserve">18210101011011000138</w:t>
+      </w:r>
+      <w:r>
+        <w:t xml:space="preserve">. ИНН не присвоен, регистрационный № </w:t>
+      </w:r>
+      <w:r>
+        <w:t xml:space="preserve">5223486638</w:t>
+      </w:r>
+      <w:r>
+        <w:t xml:space="preserve">. ИНН не присвоен, платёжный документ № </w:t>
+      </w:r>
+      <w:r>
+        <w:t xml:space="preserve">019809006505</w:t>
+      </w:r>
+      <w:r>
+        <w:t xml:space="preserve">. Заказчик действует в лице </w:t>
+      </w:r>
+      <w:r>
+        <w:t xml:space="preserve">уполномоченного представителя</w:t>
+      </w:r>
+      <w:r>
+        <w:t xml:space="preserve">, назначаемого приказом.</w:t>
+      </w:r>
+    </w:p>
+    <w:p>
+      <w:r>
+        <w:t xml:space="preserve">2.7. </w:t>
+      </w:r>
+      <w:r>
+        <w:t xml:space="preserve">Массовая доля влаги в товаре — </w:t>
+      </w:r>
+      <w:r>
+        <w:t xml:space="preserve">не более 8 %</w:t>
+      </w:r>
+      <w:r>
+        <w:t xml:space="preserve">. Товар подлежит хранению </w:t>
+      </w:r>
+      <w:r>
+        <w:t xml:space="preserve">в течение 12 часов</w:t>
+      </w:r>
+      <w:r>
+        <w:t xml:space="preserve"> при температуре не выше +4 °C. Срок исковой давности по требованиям, вытекающим из Договора, составляет </w:t>
+      </w:r>
+      <w:r>
+        <w:t xml:space="preserve">в течение трёх лет</w:t>
+      </w:r>
+      <w:r>
+        <w:t xml:space="preserve">, как установлено статьёй 196 Гражданского кодекса Российской Федерации. Обработка данных ведётся согласно Федеральному закону от 27.07.2006 № 152-ФЗ </w:t>
+      </w:r>
+      <w:r>
+        <w:t xml:space="preserve">«О персональных данных»</w:t>
+      </w:r>
+      <w:r>
+        <w:t xml:space="preserve">. Товар поставляется под маркой </w:t>
+      </w:r>
+      <w:r>
+        <w:t xml:space="preserve">«Стандарт»</w:t>
+      </w:r>
+      <w:r>
+        <w:t xml:space="preserve">. Влажность определяется </w:t>
+      </w:r>
+      <w:r>
+        <w:t xml:space="preserve">по методу Кьельдаля</w:t>
+      </w:r>
+      <w:r>
+        <w:t xml:space="preserve">. Споры передаются на рассмотрение в Арбитражный суд </w:t>
+      </w:r>
+      <w:r>
+        <w:t xml:space="preserve">города Москвы</w:t>
+      </w:r>
+      <w:r>
+        <w:t xml:space="preserve">.</w:t>
+      </w:r>
+    </w:p>
     <w:tbl>
       <w:tblPr>
         <w:tblW w:w="9360" w:type="dxa"/>
@@ -606,95 +443,7 @@
           </w:tcPr>
           <w:p>
             <w:r>
-              <w:rPr>
-                <w:b/>
-              </w:rPr>
-              <w:t xml:space="preserve">Поставщик:</w:t>
-            </w:r>
-          </w:p>
-          <w:p>
-            <w:r>
-              <w:t xml:space="preserve">ПАО «Вектор»</w:t>
-            </w:r>
-          </w:p>
-          <w:p>
-            <w:r>
-              <w:t xml:space="preserve">Юридический адрес: </w:t>
-            </w:r>
-            <w:r>
-              <w:t xml:space="preserve">420111, г. Казань, просп. Ленина, д. 75, кв. 190</w:t>
-            </w:r>
-          </w:p>
-          <w:p>
-            <w:r>
-              <w:t xml:space="preserve">ИНН </w:t>
-            </w:r>
-            <w:r>
-              <w:t xml:space="preserve">2862335730</w:t>
-            </w:r>
-            <w:r>
-              <w:t xml:space="preserve"> КПП </w:t>
-            </w:r>
-            <w:r>
-              <w:t xml:space="preserve">700430818</w:t>
-            </w:r>
-          </w:p>
-          <w:p>
-            <w:r>
-              <w:t xml:space="preserve">ОГРН </w:t>
-            </w:r>
-            <w:r>
-              <w:t xml:space="preserve">1720727630875</w:t>
-            </w:r>
-          </w:p>
-          <w:p>
-            <w:r>
-              <w:t xml:space="preserve">р/с </w:t>
-            </w:r>
-            <w:r>
-              <w:t xml:space="preserve">40702810238214241050</w:t>
-            </w:r>
-            <w:r>
-              <w:t xml:space="preserve"> в Банк ВТБ (ПАО)</w:t>
-            </w:r>
-          </w:p>
-          <w:p>
-            <w:r>
-              <w:t xml:space="preserve">к/с </w:t>
-            </w:r>
-            <w:r>
-              <w:t xml:space="preserve">30101810700000000187</w:t>
-            </w:r>
-            <w:r>
-              <w:t xml:space="preserve"> БИК </w:t>
-            </w:r>
-            <w:r>
-              <w:t xml:space="preserve">044525187</w:t>
-            </w:r>
-          </w:p>
-          <w:p>
-            <w:r>
-              <w:t xml:space="preserve">Тел.: </w:t>
-            </w:r>
-            <w:r>
-              <w:t xml:space="preserve">+7 (495) 658-73-70</w:t>
-            </w:r>
-          </w:p>
-          <w:p>
-            <w:r>
-              <w:t xml:space="preserve">E-mail: </w:t>
-            </w:r>
-            <w:r>
-              <w:t xml:space="preserve">zayceva@yandex.ru</w:t>
-            </w:r>
-          </w:p>
-          <w:p/>
-          <w:p>
-            <w:r>
-              <w:t xml:space="preserve">Директор ______________ </w:t>
-            </w:r>
-            <w:r>
-              <w:t xml:space="preserve">М. М. Зайцева</w:t>
+              <w:t xml:space="preserve">8</w:t>
             </w:r>
           </w:p>
         </w:tc>
@@ -704,6 +453,410 @@
           </w:tcPr>
           <w:p>
             <w:r>
+              <w:t xml:space="preserve">3228196444</w:t>
+            </w:r>
+          </w:p>
+        </w:tc>
+      </w:tr>
+    </w:tbl>
+    <w:p/>
+    <w:p>
+      <w:r>
+        <w:rPr>
+          <w:b/>
+        </w:rPr>
+        <w:t xml:space="preserve">3. МЕСТО И СРОКИ ИСПОЛНЕНИЯ</w:t>
+      </w:r>
+    </w:p>
+    <w:p>
+      <w:r>
+        <w:t xml:space="preserve">3.1. Место исполнения обязательств: </w:t>
+      </w:r>
+      <w:r>
+        <w:t xml:space="preserve">143400, г. Красногорск, ш. Кутузовский, д. 67, кв. 113</w:t>
+      </w:r>
+      <w:r>
+        <w:t xml:space="preserve">.</w:t>
+      </w:r>
+    </w:p>
+    <w:p>
+      <w:r>
+        <w:t xml:space="preserve">3.2. Контактное лицо со стороны Покупатель — </w:t>
+      </w:r>
+      <w:r>
+        <w:t xml:space="preserve">Лебедевой Ольги Николаевны</w:t>
+      </w:r>
+      <w:r>
+        <w:t xml:space="preserve">, тел. </w:t>
+      </w:r>
+      <w:r>
+        <w:t xml:space="preserve">+7 (499) 589-31-43</w:t>
+      </w:r>
+      <w:r>
+        <w:t xml:space="preserve">.</w:t>
+      </w:r>
+    </w:p>
+    <w:p>
+      <w:r>
+        <w:t xml:space="preserve">3.3. Срок исполнения обязательств — </w:t>
+      </w:r>
+      <w:r>
+        <w:t xml:space="preserve">в течение 24 месяцев с момента подписания акта</w:t>
+      </w:r>
+      <w:r>
+        <w:t xml:space="preserve">.</w:t>
+      </w:r>
+    </w:p>
+    <w:p/>
+    <w:p>
+      <w:r>
+        <w:rPr>
+          <w:b/>
+        </w:rPr>
+        <w:t xml:space="preserve">4. ПРОЧИЕ УСЛОВИЯ</w:t>
+      </w:r>
+    </w:p>
+    <w:p>
+      <w:r>
+        <w:t xml:space="preserve">4.1. </w:t>
+      </w:r>
+      <w:r>
+        <w:t xml:space="preserve">Стороны несут ответственность за неисполнение или ненадлежащее исполнение обязательств в соответствии с законодательством Российской Федерации.</w:t>
+      </w:r>
+    </w:p>
+    <w:p>
+      <w:r>
+        <w:t xml:space="preserve">4.2. </w:t>
+      </w:r>
+      <w:r>
+        <w:t xml:space="preserve">Размер неустойки за нарушение сроков оплаты: </w:t>
+      </w:r>
+      <w:r>
+        <w:t xml:space="preserve">0,2 (двух десятых) % от цены Договора</w:t>
+      </w:r>
+      <w:r>
+        <w:t xml:space="preserve">, но не более </w:t>
+      </w:r>
+      <w:r>
+        <w:t xml:space="preserve">0,3 % от цены Договора</w:t>
+      </w:r>
+      <w:r>
+        <w:t xml:space="preserve">. Предельный размер ответственности: </w:t>
+      </w:r>
+      <w:r>
+        <w:t xml:space="preserve">0,3 (три десятых процента) процента от стоимости неоплаченных работ</w:t>
+      </w:r>
+      <w:r>
+        <w:t xml:space="preserve">.</w:t>
+      </w:r>
+    </w:p>
+    <w:p>
+      <w:r>
+        <w:t xml:space="preserve">4.3. </w:t>
+      </w:r>
+      <w:r>
+        <w:t xml:space="preserve">Стороны освобождаются от ответственности при наступлении обстоятельств непреодолимой силы, если они прямо повлияли на исполнение обязательств.</w:t>
+      </w:r>
+    </w:p>
+    <w:p>
+      <w:r>
+        <w:t xml:space="preserve">4.4. </w:t>
+      </w:r>
+      <w:r>
+        <w:t xml:space="preserve">Сторона, для которой создалась невозможность исполнения, обязана уведомить другую Сторону. Срок уведомления — </w:t>
+      </w:r>
+      <w:r>
+        <w:t xml:space="preserve">в течение 3 календарных дней</w:t>
+      </w:r>
+      <w:r>
+        <w:t xml:space="preserve">.</w:t>
+      </w:r>
+    </w:p>
+    <w:p>
+      <w:r>
+        <w:t xml:space="preserve">4.5. </w:t>
+      </w:r>
+      <w:r>
+        <w:t xml:space="preserve">Все споры и разногласия решаются путём переговоров. Претензионный порядок обязателен, срок ответа на претензию — </w:t>
+      </w:r>
+      <w:r>
+        <w:t xml:space="preserve">в течение трех банковских дней со дня предъявления требования</w:t>
+      </w:r>
+      <w:r>
+        <w:t xml:space="preserve">.</w:t>
+      </w:r>
+    </w:p>
+    <w:p/>
+    <w:p/>
+    <w:p/>
+    <w:p>
+      <w:r>
+        <w:rPr>
+          <w:b/>
+        </w:rPr>
+        <w:t xml:space="preserve">9. КОНТРОЛЬНЫЕ ВЕЛИЧИНЫ</w:t>
+      </w:r>
+    </w:p>
+    <w:p>
+      <w:r>
+        <w:t xml:space="preserve">9.1. Контрольная запись: </w:t>
+      </w:r>
+      <w:r>
+        <w:rPr>
+          <w:b/>
+        </w:rPr>
+        <w:t xml:space="preserve">47 8</w:t>
+      </w:r>
+      <w:r>
+        <w:t xml:space="preserve">00 000 (Сорок семь миллионов восемьсот тысяч) RUB</w:t>
+      </w:r>
+      <w:r>
+        <w:t xml:space="preserve">.</w:t>
+      </w:r>
+    </w:p>
+    <w:p>
+      <w:r>
+        <w:t xml:space="preserve">9.2. Контрольная запись: </w:t>
+      </w:r>
+      <w:r>
+        <w:rPr>
+          <w:b/>
+        </w:rPr>
+        <w:t xml:space="preserve">1/1</w:t>
+      </w:r>
+      <w:r>
+        <w:t xml:space="preserve">50 ключевой ставки ЦБ РФ годовых</w:t>
+      </w:r>
+      <w:r>
+        <w:t xml:space="preserve">.</w:t>
+      </w:r>
+    </w:p>
+    <w:p>
+      <w:r>
+        <w:t xml:space="preserve">9.3. Контрольная запись: </w:t>
+      </w:r>
+      <w:r>
+        <w:rPr>
+          <w:b/>
+        </w:rPr>
+        <w:t xml:space="preserve">не позднее 22.07.20</w:t>
+      </w:r>
+      <w:r>
+        <w:t xml:space="preserve">25</w:t>
+      </w:r>
+      <w:r>
+        <w:t xml:space="preserve">.</w:t>
+      </w:r>
+    </w:p>
+    <w:p>
+      <w:r>
+        <w:t xml:space="preserve">9.4. Контрольная запись: </w:t>
+      </w:r>
+      <w:r>
+        <w:t xml:space="preserve">9ОФ-63З7І/18-736Д</w:t>
+      </w:r>
+      <w:r>
+        <w:t xml:space="preserve">.</w:t>
+      </w:r>
+    </w:p>
+    <w:p>
+      <w:r>
+        <w:t xml:space="preserve">9.5. Цена по протоколу разногласий: </w:t>
+      </w:r>
+      <w:r>
+        <w:t xml:space="preserve">3 700 000</w:t>
+      </w:r>
+      <w:r>
+        <w:t xml:space="preserve">, а прописью: </w:t>
+      </w:r>
+      <w:r>
+        <w:t xml:space="preserve">три семьсот тысяч рублей</w:t>
+      </w:r>
+      <w:r>
+        <w:t xml:space="preserve">.</w:t>
+      </w:r>
+    </w:p>
+    <w:p/>
+    <w:p/>
+    <w:p>
+      <w:r>
+        <w:rPr>
+          <w:b/>
+        </w:rPr>
+        <w:t xml:space="preserve">11. УСЛОВИЯ, ОФОРМЛЕННЫЕ СРЕДСТВАМИ РЕДАКТОРА</w:t>
+      </w:r>
+    </w:p>
+    <w:p>
+      <w:r>
+        <w:t xml:space="preserve">11.1. Цена с учётом протокола разногласий: </w:t>
+      </w:r>
+      <w:ins w:id="1" w:author="Юрист" w:date="2024-01-01T00:00:00Z">
+        <w:r>
+          <w:t xml:space="preserve">не менее 7 920 000 (Семи миллионов девятисот двадцати тысяч) руб. 00 копеек</w:t>
+        </w:r>
+      </w:ins>
+      <w:ins w:id="2" w:author="Юрист" w:date="2024-01-01T00:00:00Z">
+        <w:r>
+          <w:t xml:space="preserve">, НДС не облагается</w:t>
+        </w:r>
+      </w:ins>
+      <w:r>
+        <w:t xml:space="preserve">.</w:t>
+      </w:r>
+    </w:p>
+    <w:p>
+      <w:r>
+        <w:t xml:space="preserve">11.2. Срок (составное поле): </w:t>
+      </w:r>
+      <w:r>
+        <w:fldChar w:fldCharType="begin"/>
+      </w:r>
+      <w:r>
+        <w:instrText xml:space="preserve"> REF value \h </w:instrText>
+      </w:r>
+      <w:r>
+        <w:fldChar w:fldCharType="separate"/>
+      </w:r>
+      <w:r>
+        <w:t xml:space="preserve">не позднее 20.10.2025</w:t>
+      </w:r>
+      <w:r>
+        <w:fldChar w:fldCharType="end"/>
+      </w:r>
+      <w:r>
+        <w:t xml:space="preserve">.</w:t>
+      </w:r>
+    </w:p>
+    <w:p>
+      <w:r>
+        <w:rPr>
+          <w:b/>
+        </w:rPr>
+        <w:t xml:space="preserve">РЕКВИЗИТЫ И ПОДПИСИ СТОРОН</w:t>
+      </w:r>
+    </w:p>
+    <w:p/>
+    <w:tbl>
+      <w:tblPr>
+        <w:tblW w:w="9360" w:type="dxa"/>
+        <w:tblBorders>
+          <w:top w:val="single" w:sz="4" w:color="auto"/>
+          <w:left w:val="single" w:sz="4" w:color="auto"/>
+          <w:bottom w:val="single" w:sz="4" w:color="auto"/>
+          <w:right w:val="single" w:sz="4" w:color="auto"/>
+          <w:insideH w:val="single" w:sz="4" w:color="auto"/>
+          <w:insideV w:val="single" w:sz="4" w:color="auto"/>
+        </w:tblBorders>
+      </w:tblPr>
+      <w:tblGrid>
+        <w:gridCol w:w="4680"/>
+        <w:gridCol w:w="4680"/>
+      </w:tblGrid>
+      <w:tr>
+        <w:tc>
+          <w:tcPr>
+            <w:tcW w:w="4680" w:type="dxa"/>
+          </w:tcPr>
+          <w:p>
+            <w:r>
+              <w:rPr>
+                <w:b/>
+              </w:rPr>
+              <w:t xml:space="preserve">Поставщик:</w:t>
+            </w:r>
+          </w:p>
+          <w:p>
+            <w:r>
+              <w:t xml:space="preserve">ПАО «Вектор»</w:t>
+            </w:r>
+          </w:p>
+          <w:p>
+            <w:r>
+              <w:t xml:space="preserve">Юридический адрес: </w:t>
+            </w:r>
+            <w:r>
+              <w:t xml:space="preserve">630099, г. Новосибирск, пер. Мира, д. 41, кв. 103</w:t>
+            </w:r>
+          </w:p>
+          <w:p>
+            <w:r>
+              <w:t xml:space="preserve">ИНН </w:t>
+            </w:r>
+            <w:r>
+              <w:t xml:space="preserve">2862335730</w:t>
+            </w:r>
+            <w:r>
+              <w:t xml:space="preserve"> КПП </w:t>
+            </w:r>
+            <w:r>
+              <w:t xml:space="preserve">700430818</w:t>
+            </w:r>
+          </w:p>
+          <w:p>
+            <w:r>
+              <w:t xml:space="preserve">ОГРН </w:t>
+            </w:r>
+            <w:r>
+              <w:t xml:space="preserve">1720727630875</w:t>
+            </w:r>
+          </w:p>
+          <w:p>
+            <w:r>
+              <w:t xml:space="preserve">р/с </w:t>
+            </w:r>
+            <w:r>
+              <w:t xml:space="preserve">40702810238214241050</w:t>
+            </w:r>
+            <w:r>
+              <w:t xml:space="preserve"> в Банк ВТБ (ПАО)</w:t>
+            </w:r>
+          </w:p>
+          <w:p>
+            <w:r>
+              <w:t xml:space="preserve">к/с </w:t>
+            </w:r>
+            <w:r>
+              <w:t xml:space="preserve">30101810700000000187</w:t>
+            </w:r>
+            <w:r>
+              <w:t xml:space="preserve"> БИК </w:t>
+            </w:r>
+            <w:r>
+              <w:t xml:space="preserve">044525187</w:t>
+            </w:r>
+          </w:p>
+          <w:p>
+            <w:r>
+              <w:t xml:space="preserve">Тел.: </w:t>
+            </w:r>
+            <w:r>
+              <w:t xml:space="preserve">+7 (843) 544-88-37</w:t>
+            </w:r>
+          </w:p>
+          <w:p>
+            <w:r>
+              <w:t xml:space="preserve">E-mail: </w:t>
+            </w:r>
+            <w:r>
+              <w:t xml:space="preserve">zayceva@yandex.ru</w:t>
+            </w:r>
+          </w:p>
+          <w:p/>
+          <w:p>
+            <w:r>
+              <w:t xml:space="preserve">Директор ______________ </w:t>
+            </w:r>
+            <w:r>
+              <w:t xml:space="preserve">М. М. Зайцева</w:t>
+            </w:r>
+          </w:p>
+        </w:tc>
+        <w:tc>
+          <w:tcPr>
+            <w:tcW w:w="4680" w:type="dxa"/>
+          </w:tcPr>
+          <w:p>
+            <w:r>
               <w:rPr>
                 <w:b/>
               </w:rPr>
@@ -720,7 +873,15 @@
               <w:t xml:space="preserve">Юридический адрес: </w:t>
             </w:r>
             <w:r>
-              <w:t xml:space="preserve">143000, г. Одинцово, просп. Кутузовский, д. 89, кв. 97</w:t>
+              <w:t xml:space="preserve">170100, г. Тверь, наб. Октябрьская, д. 83, кв. 109</w:t>
+            </w:r>
+          </w:p>
+          <w:p>
+            <w:r>
+              <w:t xml:space="preserve">Почтовый адрес: </w:t>
+            </w:r>
+            <w:r>
+              <w:t xml:space="preserve">143400, г. Красногорск, проезд Победы, д. 17, кв. 116</w:t>
             </w:r>
           </w:p>
           <w:p>
@@ -775,7 +936,7 @@
               <w:t xml:space="preserve">Тел.: </w:t>
             </w:r>
             <w:r>
-              <w:t xml:space="preserve">+7 (499) 716-87-40</w:t>
+              <w:t xml:space="preserve">+7 (846) 514-31-71</w:t>
             </w:r>
           </w:p>
           <w:p>
@@ -783,7 +944,7 @@
               <w:t xml:space="preserve">E-mail: </w:t>
             </w:r>
             <w:r>
-              <w:t xml:space="preserve">lebedeva@list.ru</w:t>
+              <w:t xml:space="preserve">lebedeva@gmail.com</w:t>
             </w:r>
           </w:p>
           <w:p/>

--- a/tests/corpus_v2/docs/cx_supply_0001.docx
+++ b/tests/corpus_v2/docs/cx_supply_0001.docx
@@ -459,283 +459,34 @@
         </w:tc>
       </w:tr>
     </w:tbl>
-    <w:p/>
-    <w:p>
-      <w:r>
-        <w:rPr>
-          <w:b/>
-        </w:rPr>
-        <w:t xml:space="preserve">3. МЕСТО И СРОКИ ИСПОЛНЕНИЯ</w:t>
-      </w:r>
-    </w:p>
-    <w:p>
-      <w:r>
-        <w:t xml:space="preserve">3.1. Место исполнения обязательств: </w:t>
-      </w:r>
-      <w:r>
-        <w:t xml:space="preserve">143400, г. Красногорск, ш. Кутузовский, д. 67, кв. 113</w:t>
-      </w:r>
-      <w:r>
-        <w:t xml:space="preserve">.</w:t>
-      </w:r>
-    </w:p>
-    <w:p>
-      <w:r>
-        <w:t xml:space="preserve">3.2. Контактное лицо со стороны Покупатель — </w:t>
-      </w:r>
-      <w:r>
-        <w:t xml:space="preserve">Лебедевой Ольги Николаевны</w:t>
-      </w:r>
-      <w:r>
-        <w:t xml:space="preserve">, тел. </w:t>
-      </w:r>
-      <w:r>
-        <w:t xml:space="preserve">+7 (499) 589-31-43</w:t>
-      </w:r>
-      <w:r>
-        <w:t xml:space="preserve">.</w:t>
-      </w:r>
-    </w:p>
-    <w:p>
-      <w:r>
-        <w:t xml:space="preserve">3.3. Срок исполнения обязательств — </w:t>
-      </w:r>
-      <w:r>
-        <w:t xml:space="preserve">в течение 24 месяцев с момента подписания акта</w:t>
-      </w:r>
-      <w:r>
-        <w:t xml:space="preserve">.</w:t>
-      </w:r>
-    </w:p>
-    <w:p/>
-    <w:p>
-      <w:r>
-        <w:rPr>
-          <w:b/>
-        </w:rPr>
-        <w:t xml:space="preserve">4. ПРОЧИЕ УСЛОВИЯ</w:t>
-      </w:r>
-    </w:p>
-    <w:p>
-      <w:r>
-        <w:t xml:space="preserve">4.1. </w:t>
-      </w:r>
-      <w:r>
-        <w:t xml:space="preserve">Стороны несут ответственность за неисполнение или ненадлежащее исполнение обязательств в соответствии с законодательством Российской Федерации.</w:t>
-      </w:r>
-    </w:p>
-    <w:p>
-      <w:r>
-        <w:t xml:space="preserve">4.2. </w:t>
-      </w:r>
-      <w:r>
-        <w:t xml:space="preserve">Размер неустойки за нарушение сроков оплаты: </w:t>
-      </w:r>
-      <w:r>
-        <w:t xml:space="preserve">0,2 (двух десятых) % от цены Договора</w:t>
-      </w:r>
-      <w:r>
-        <w:t xml:space="preserve">, но не более </w:t>
-      </w:r>
-      <w:r>
-        <w:t xml:space="preserve">0,3 % от цены Договора</w:t>
-      </w:r>
-      <w:r>
-        <w:t xml:space="preserve">. Предельный размер ответственности: </w:t>
-      </w:r>
-      <w:r>
-        <w:t xml:space="preserve">0,3 (три десятых процента) процента от стоимости неоплаченных работ</w:t>
-      </w:r>
-      <w:r>
-        <w:t xml:space="preserve">.</w:t>
-      </w:r>
-    </w:p>
-    <w:p>
-      <w:r>
-        <w:t xml:space="preserve">4.3. </w:t>
-      </w:r>
-      <w:r>
-        <w:t xml:space="preserve">Стороны освобождаются от ответственности при наступлении обстоятельств непреодолимой силы, если они прямо повлияли на исполнение обязательств.</w:t>
-      </w:r>
-    </w:p>
-    <w:p>
-      <w:r>
-        <w:t xml:space="preserve">4.4. </w:t>
-      </w:r>
-      <w:r>
-        <w:t xml:space="preserve">Сторона, для которой создалась невозможность исполнения, обязана уведомить другую Сторону. Срок уведомления — </w:t>
-      </w:r>
-      <w:r>
-        <w:t xml:space="preserve">в течение 3 календарных дней</w:t>
-      </w:r>
-      <w:r>
-        <w:t xml:space="preserve">.</w:t>
-      </w:r>
-    </w:p>
-    <w:p>
-      <w:r>
-        <w:t xml:space="preserve">4.5. </w:t>
-      </w:r>
-      <w:r>
-        <w:t xml:space="preserve">Все споры и разногласия решаются путём переговоров. Претензионный порядок обязателен, срок ответа на претензию — </w:t>
-      </w:r>
-      <w:r>
-        <w:t xml:space="preserve">в течение трех банковских дней со дня предъявления требования</w:t>
-      </w:r>
-      <w:r>
-        <w:t xml:space="preserve">.</w:t>
-      </w:r>
-    </w:p>
-    <w:p/>
-    <w:p/>
-    <w:p/>
-    <w:p>
-      <w:r>
-        <w:rPr>
-          <w:b/>
-        </w:rPr>
-        <w:t xml:space="preserve">9. КОНТРОЛЬНЫЕ ВЕЛИЧИНЫ</w:t>
-      </w:r>
-    </w:p>
-    <w:p>
-      <w:r>
-        <w:t xml:space="preserve">9.1. Контрольная запись: </w:t>
-      </w:r>
-      <w:r>
-        <w:rPr>
-          <w:b/>
-        </w:rPr>
-        <w:t xml:space="preserve">47 8</w:t>
-      </w:r>
-      <w:r>
-        <w:t xml:space="preserve">00 000 (Сорок семь миллионов восемьсот тысяч) RUB</w:t>
-      </w:r>
-      <w:r>
-        <w:t xml:space="preserve">.</w:t>
-      </w:r>
-    </w:p>
-    <w:p>
-      <w:r>
-        <w:t xml:space="preserve">9.2. Контрольная запись: </w:t>
-      </w:r>
-      <w:r>
-        <w:rPr>
-          <w:b/>
-        </w:rPr>
-        <w:t xml:space="preserve">1/1</w:t>
-      </w:r>
-      <w:r>
-        <w:t xml:space="preserve">50 ключевой ставки ЦБ РФ годовых</w:t>
-      </w:r>
-      <w:r>
-        <w:t xml:space="preserve">.</w:t>
-      </w:r>
-    </w:p>
-    <w:p>
-      <w:r>
-        <w:t xml:space="preserve">9.3. Контрольная запись: </w:t>
-      </w:r>
-      <w:r>
-        <w:rPr>
-          <w:b/>
-        </w:rPr>
-        <w:t xml:space="preserve">не позднее 22.07.20</w:t>
-      </w:r>
-      <w:r>
-        <w:t xml:space="preserve">25</w:t>
-      </w:r>
-      <w:r>
-        <w:t xml:space="preserve">.</w:t>
-      </w:r>
-    </w:p>
-    <w:p>
-      <w:r>
-        <w:t xml:space="preserve">9.4. Контрольная запись: </w:t>
-      </w:r>
-      <w:r>
-        <w:t xml:space="preserve">9ОФ-63З7І/18-736Д</w:t>
-      </w:r>
-      <w:r>
-        <w:t xml:space="preserve">.</w:t>
-      </w:r>
-    </w:p>
-    <w:p>
-      <w:r>
-        <w:t xml:space="preserve">9.5. Цена по протоколу разногласий: </w:t>
-      </w:r>
-      <w:r>
-        <w:t xml:space="preserve">3 700 000</w:t>
-      </w:r>
-      <w:r>
-        <w:t xml:space="preserve">, а прописью: </w:t>
-      </w:r>
-      <w:r>
-        <w:t xml:space="preserve">три семьсот тысяч рублей</w:t>
-      </w:r>
-      <w:r>
-        <w:t xml:space="preserve">.</w:t>
-      </w:r>
-    </w:p>
-    <w:p/>
-    <w:p/>
-    <w:p>
-      <w:r>
-        <w:rPr>
-          <w:b/>
-        </w:rPr>
-        <w:t xml:space="preserve">11. УСЛОВИЯ, ОФОРМЛЕННЫЕ СРЕДСТВАМИ РЕДАКТОРА</w:t>
-      </w:r>
-    </w:p>
-    <w:p>
-      <w:r>
-        <w:t xml:space="preserve">11.1. Цена с учётом протокола разногласий: </w:t>
-      </w:r>
-      <w:ins w:id="1" w:author="Юрист" w:date="2024-01-01T00:00:00Z">
-        <w:r>
-          <w:t xml:space="preserve">не менее 7 920 000 (Семи миллионов девятисот двадцати тысяч) руб. 00 копеек</w:t>
-        </w:r>
-      </w:ins>
-      <w:ins w:id="2" w:author="Юрист" w:date="2024-01-01T00:00:00Z">
-        <w:r>
-          <w:t xml:space="preserve">, НДС не облагается</w:t>
-        </w:r>
-      </w:ins>
-      <w:r>
-        <w:t xml:space="preserve">.</w:t>
-      </w:r>
-    </w:p>
-    <w:p>
-      <w:r>
-        <w:t xml:space="preserve">11.2. Срок (составное поле): </w:t>
-      </w:r>
-      <w:r>
-        <w:fldChar w:fldCharType="begin"/>
-      </w:r>
-      <w:r>
-        <w:instrText xml:space="preserve"> REF value \h </w:instrText>
-      </w:r>
-      <w:r>
-        <w:fldChar w:fldCharType="separate"/>
-      </w:r>
-      <w:r>
-        <w:t xml:space="preserve">не позднее 20.10.2025</w:t>
-      </w:r>
-      <w:r>
-        <w:fldChar w:fldCharType="end"/>
-      </w:r>
-      <w:r>
-        <w:t xml:space="preserve">.</w:t>
-      </w:r>
-    </w:p>
-    <w:p>
-      <w:r>
-        <w:rPr>
-          <w:b/>
-        </w:rPr>
-        <w:t xml:space="preserve">РЕКВИЗИТЫ И ПОДПИСИ СТОРОН</w:t>
-      </w:r>
-    </w:p>
-    <w:p/>
+    <w:p>
+      <w:r>
+        <w:t xml:space="preserve">2.8. </w:t>
+      </w:r>
+      <w:r>
+        <w:t xml:space="preserve">Платёж по налогу перечисляется на код бюджетной классификации </w:t>
+      </w:r>
+      <w:r>
+        <w:t xml:space="preserve">182 101 010 110 110 001 10</w:t>
+      </w:r>
+      <w:r>
+        <w:t xml:space="preserve">, получатель — территориальный орган Федерального казначейства.</w:t>
+      </w:r>
+    </w:p>
+    <w:p>
+      <w:r>
+        <w:t xml:space="preserve">2.9. </w:t>
+      </w:r>
+      <w:r>
+        <w:t xml:space="preserve">Полномочия подтверждаются свидетельством о рождении, выдано </w:t>
+      </w:r>
+      <w:r>
+        <w:t xml:space="preserve">25.10.2018</w:t>
+      </w:r>
+      <w:r>
+        <w:t xml:space="preserve"> отделом ЗАГС.</w:t>
+      </w:r>
+    </w:p>
     <w:tbl>
       <w:tblPr>
         <w:tblW w:w="9360" w:type="dxa"/>
@@ -759,6 +510,342 @@
           </w:tcPr>
           <w:p>
             <w:r>
+              <w:t xml:space="preserve">9</w:t>
+            </w:r>
+          </w:p>
+        </w:tc>
+        <w:tc>
+          <w:tcPr>
+            <w:tcW w:w="4680" w:type="dxa"/>
+          </w:tcPr>
+          <w:p>
+            <w:r>
+              <w:t xml:space="preserve">РУБ.</w:t>
+            </w:r>
+          </w:p>
+        </w:tc>
+      </w:tr>
+    </w:tbl>
+    <w:p>
+      <w:r>
+        <w:t xml:space="preserve">2.10. </w:t>
+      </w:r>
+      <w:r>
+        <w:t xml:space="preserve">Поставке подлежит насос модели </w:t>
+      </w:r>
+      <w:r>
+        <w:t xml:space="preserve">ЭЦВ-6-10-80h</w:t>
+      </w:r>
+      <w:r>
+        <w:t xml:space="preserve"> и кабель марки </w:t>
+      </w:r>
+      <w:r>
+        <w:t xml:space="preserve">ВВГнг(А)-LSt</w:t>
+      </w:r>
+      <w:r>
+        <w:t xml:space="preserve">.</w:t>
+      </w:r>
+    </w:p>
+    <w:p/>
+    <w:p>
+      <w:r>
+        <w:rPr>
+          <w:b/>
+        </w:rPr>
+        <w:t xml:space="preserve">3. МЕСТО И СРОКИ ИСПОЛНЕНИЯ</w:t>
+      </w:r>
+    </w:p>
+    <w:p>
+      <w:r>
+        <w:t xml:space="preserve">3.1. Место исполнения обязательств: </w:t>
+      </w:r>
+      <w:r>
+        <w:t xml:space="preserve">420111, г. Казань, просп. Лесная, д. 34, кв. 133</w:t>
+      </w:r>
+      <w:r>
+        <w:t xml:space="preserve">.</w:t>
+      </w:r>
+    </w:p>
+    <w:p>
+      <w:r>
+        <w:t xml:space="preserve">3.2. Контактное лицо со стороны Покупатель — </w:t>
+      </w:r>
+      <w:r>
+        <w:t xml:space="preserve">Лебедевой Ольги Николаевны</w:t>
+      </w:r>
+      <w:r>
+        <w:t xml:space="preserve">, тел. </w:t>
+      </w:r>
+      <w:r>
+        <w:t xml:space="preserve">+7 (843) 820-10-93</w:t>
+      </w:r>
+      <w:r>
+        <w:t xml:space="preserve">.</w:t>
+      </w:r>
+    </w:p>
+    <w:p>
+      <w:r>
+        <w:t xml:space="preserve">3.3. Срок исполнения обязательств — </w:t>
+      </w:r>
+      <w:r>
+        <w:t xml:space="preserve">в течение 24 месяцев с момента подписания акта</w:t>
+      </w:r>
+      <w:r>
+        <w:t xml:space="preserve">.</w:t>
+      </w:r>
+    </w:p>
+    <w:p/>
+    <w:p>
+      <w:r>
+        <w:rPr>
+          <w:b/>
+        </w:rPr>
+        <w:t xml:space="preserve">4. ПРОЧИЕ УСЛОВИЯ</w:t>
+      </w:r>
+    </w:p>
+    <w:p>
+      <w:r>
+        <w:t xml:space="preserve">4.1. </w:t>
+      </w:r>
+      <w:r>
+        <w:t xml:space="preserve">Стороны несут ответственность за неисполнение или ненадлежащее исполнение обязательств в соответствии с законодательством Российской Федерации.</w:t>
+      </w:r>
+    </w:p>
+    <w:p>
+      <w:r>
+        <w:t xml:space="preserve">4.2. </w:t>
+      </w:r>
+      <w:r>
+        <w:t xml:space="preserve">Размер неустойки за нарушение сроков оплаты: </w:t>
+      </w:r>
+      <w:r>
+        <w:t xml:space="preserve">0,2 (двух десятых) % от цены Договора</w:t>
+      </w:r>
+      <w:r>
+        <w:t xml:space="preserve">, но не более </w:t>
+      </w:r>
+      <w:r>
+        <w:t xml:space="preserve">0,3 % от цены Договора</w:t>
+      </w:r>
+      <w:r>
+        <w:t xml:space="preserve">. Предельный размер ответственности: </w:t>
+      </w:r>
+      <w:r>
+        <w:t xml:space="preserve">0,3 (три десятых процента) процента от стоимости неоплаченных работ</w:t>
+      </w:r>
+      <w:r>
+        <w:t xml:space="preserve">.</w:t>
+      </w:r>
+    </w:p>
+    <w:p>
+      <w:r>
+        <w:t xml:space="preserve">4.3. </w:t>
+      </w:r>
+      <w:r>
+        <w:t xml:space="preserve">Стороны освобождаются от ответственности при наступлении обстоятельств непреодолимой силы, если они прямо повлияли на исполнение обязательств.</w:t>
+      </w:r>
+    </w:p>
+    <w:p>
+      <w:r>
+        <w:t xml:space="preserve">4.4. </w:t>
+      </w:r>
+      <w:r>
+        <w:t xml:space="preserve">Сторона, для которой создалась невозможность исполнения, обязана уведомить другую Сторону. Срок уведомления — </w:t>
+      </w:r>
+      <w:r>
+        <w:t xml:space="preserve">в течение 3 календарных дней</w:t>
+      </w:r>
+      <w:r>
+        <w:t xml:space="preserve">.</w:t>
+      </w:r>
+    </w:p>
+    <w:p>
+      <w:r>
+        <w:t xml:space="preserve">4.5. </w:t>
+      </w:r>
+      <w:r>
+        <w:t xml:space="preserve">Все споры и разногласия решаются путём переговоров. Претензионный порядок обязателен, срок ответа на претензию — </w:t>
+      </w:r>
+      <w:r>
+        <w:t xml:space="preserve">в течение тридцати банковских дней со дня предъявления требования</w:t>
+      </w:r>
+      <w:r>
+        <w:t xml:space="preserve">.</w:t>
+      </w:r>
+    </w:p>
+    <w:p/>
+    <w:p/>
+    <w:p/>
+    <w:p>
+      <w:r>
+        <w:rPr>
+          <w:b/>
+        </w:rPr>
+        <w:t xml:space="preserve">9. КОНТРОЛЬНЫЕ ВЕЛИЧИНЫ</w:t>
+      </w:r>
+    </w:p>
+    <w:p>
+      <w:r>
+        <w:t xml:space="preserve">9.1. Контрольная запись: </w:t>
+      </w:r>
+      <w:r>
+        <w:rPr>
+          <w:b/>
+        </w:rPr>
+        <w:t xml:space="preserve">8 0</w:t>
+      </w:r>
+      <w:r>
+        <w:t xml:space="preserve">00 000 (Восемь миллионов) RUB</w:t>
+      </w:r>
+      <w:r>
+        <w:t xml:space="preserve">.</w:t>
+      </w:r>
+    </w:p>
+    <w:p>
+      <w:r>
+        <w:t xml:space="preserve">9.2. Контрольная запись: </w:t>
+      </w:r>
+      <w:r>
+        <w:rPr>
+          <w:b/>
+        </w:rPr>
+        <w:t xml:space="preserve">1/1</w:t>
+      </w:r>
+      <w:r>
+        <w:t xml:space="preserve">50 ключевой ставки ЦБ РФ годовых</w:t>
+      </w:r>
+      <w:r>
+        <w:t xml:space="preserve">.</w:t>
+      </w:r>
+    </w:p>
+    <w:p>
+      <w:r>
+        <w:t xml:space="preserve">9.3. Контрольная запись: </w:t>
+      </w:r>
+      <w:r>
+        <w:rPr>
+          <w:b/>
+        </w:rPr>
+        <w:t xml:space="preserve">в течение 4</w:t>
+      </w:r>
+      <w:r>
+        <w:t xml:space="preserve">5 (Сорока пяти) банковских дней с момента заключения контракта</w:t>
+      </w:r>
+      <w:r>
+        <w:t xml:space="preserve">.</w:t>
+      </w:r>
+    </w:p>
+    <w:p>
+      <w:r>
+        <w:t xml:space="preserve">9.4. Контрольная запись: </w:t>
+      </w:r>
+      <w:r>
+        <w:t xml:space="preserve">36Ф-94І03/І6-О25Д</w:t>
+      </w:r>
+      <w:r>
+        <w:t xml:space="preserve">.</w:t>
+      </w:r>
+    </w:p>
+    <w:p>
+      <w:r>
+        <w:t xml:space="preserve">9.5. Цена по протоколу разногласий: </w:t>
+      </w:r>
+      <w:r>
+        <w:t xml:space="preserve">7 700 000</w:t>
+      </w:r>
+      <w:r>
+        <w:t xml:space="preserve">, а прописью: </w:t>
+      </w:r>
+      <w:r>
+        <w:t xml:space="preserve">семь семьсот тысяч рублей</w:t>
+      </w:r>
+      <w:r>
+        <w:t xml:space="preserve">.</w:t>
+      </w:r>
+    </w:p>
+    <w:p/>
+    <w:p/>
+    <w:p>
+      <w:r>
+        <w:rPr>
+          <w:b/>
+        </w:rPr>
+        <w:t xml:space="preserve">11. УСЛОВИЯ, ОФОРМЛЕННЫЕ СРЕДСТВАМИ РЕДАКТОРА</w:t>
+      </w:r>
+    </w:p>
+    <w:p>
+      <w:r>
+        <w:t xml:space="preserve">11.1. Цена с учётом протокола разногласий: </w:t>
+      </w:r>
+      <w:ins w:id="1" w:author="Юрист" w:date="2024-01-01T00:00:00Z">
+        <w:r>
+          <w:t xml:space="preserve">не менее 21 000 000 (Двадцати одного миллиона) руб. 50 копеек</w:t>
+        </w:r>
+      </w:ins>
+      <w:ins w:id="2" w:author="Юрист" w:date="2024-01-01T00:00:00Z">
+        <w:r>
+          <w:t xml:space="preserve">, НДС не облагается</w:t>
+        </w:r>
+      </w:ins>
+      <w:r>
+        <w:t xml:space="preserve">.</w:t>
+      </w:r>
+    </w:p>
+    <w:p>
+      <w:r>
+        <w:t xml:space="preserve">11.2. Срок (составное поле): </w:t>
+      </w:r>
+      <w:r>
+        <w:fldChar w:fldCharType="begin"/>
+      </w:r>
+      <w:r>
+        <w:instrText xml:space="preserve"> REF value \h </w:instrText>
+      </w:r>
+      <w:r>
+        <w:fldChar w:fldCharType="separate"/>
+      </w:r>
+      <w:r>
+        <w:t xml:space="preserve">не позднее 28.04.2026</w:t>
+      </w:r>
+      <w:r>
+        <w:fldChar w:fldCharType="end"/>
+      </w:r>
+      <w:r>
+        <w:t xml:space="preserve">.</w:t>
+      </w:r>
+    </w:p>
+    <w:p>
+      <w:r>
+        <w:rPr>
+          <w:b/>
+        </w:rPr>
+        <w:t xml:space="preserve">РЕКВИЗИТЫ И ПОДПИСИ СТОРОН</w:t>
+      </w:r>
+    </w:p>
+    <w:p/>
+    <w:tbl>
+      <w:tblPr>
+        <w:tblW w:w="9360" w:type="dxa"/>
+        <w:tblBorders>
+          <w:top w:val="single" w:sz="4" w:color="auto"/>
+          <w:left w:val="single" w:sz="4" w:color="auto"/>
+          <w:bottom w:val="single" w:sz="4" w:color="auto"/>
+          <w:right w:val="single" w:sz="4" w:color="auto"/>
+          <w:insideH w:val="single" w:sz="4" w:color="auto"/>
+          <w:insideV w:val="single" w:sz="4" w:color="auto"/>
+        </w:tblBorders>
+      </w:tblPr>
+      <w:tblGrid>
+        <w:gridCol w:w="4680"/>
+        <w:gridCol w:w="4680"/>
+      </w:tblGrid>
+      <w:tr>
+        <w:tc>
+          <w:tcPr>
+            <w:tcW w:w="4680" w:type="dxa"/>
+          </w:tcPr>
+          <w:p>
+            <w:r>
               <w:rPr>
                 <w:b/>
               </w:rPr>
@@ -775,7 +862,7 @@
               <w:t xml:space="preserve">Юридический адрес: </w:t>
             </w:r>
             <w:r>
-              <w:t xml:space="preserve">630099, г. Новосибирск, пер. Мира, д. 41, кв. 103</w:t>
+              <w:t xml:space="preserve">190000, г. Санкт-Петербург, пер. Победы, д. 52, кв. 83</w:t>
             </w:r>
           </w:p>
           <w:p>

--- a/tests/corpus_v2/docs/cx_supply_0001.docx
+++ b/tests/corpus_v2/docs/cx_supply_0001.docx
@@ -120,7 +120,7 @@
         <w:t xml:space="preserve">Поставка осуществляется партиями на основании заявок Покупателя; срок отгрузки партии — </w:t>
       </w:r>
       <w:r>
-        <w:t xml:space="preserve">в течение сорока пяти рабочих дней с даты подписания Сторонами акта сдачи-приемки оказанных услуг</w:t>
+        <w:t xml:space="preserve">в течение семи рабочих дней с даты подписания Сторонами акта сдачи-приемки оказанных услуг</w:t>
       </w:r>
       <w:r>
         <w:t xml:space="preserve">.</w:t>
@@ -140,6 +140,101 @@
       </w:r>
       <w:r>
         <w:t xml:space="preserve">Качество товара должно соответствовать требованиям технических регламентов и подтверждаться сертификатами соответствия.</w:t>
+      </w:r>
+    </w:p>
+    <w:p>
+      <w:r>
+        <w:t xml:space="preserve">1.6. </w:t>
+      </w:r>
+      <w:r>
+        <w:t xml:space="preserve">Отгрузка оформляется товарной накладной № </w:t>
+      </w:r>
+      <w:r>
+        <w:t xml:space="preserve">046844794</w:t>
+      </w:r>
+      <w:r>
+        <w:t xml:space="preserve">. Каталожный номер изделия — </w:t>
+      </w:r>
+      <w:r>
+        <w:t xml:space="preserve">047854943</w:t>
+      </w:r>
+      <w:r>
+        <w:t xml:space="preserve">. Серийный номер агрегата — </w:t>
+      </w:r>
+      <w:r>
+        <w:t xml:space="preserve">046654342</w:t>
+      </w:r>
+      <w:r>
+        <w:t xml:space="preserve">.</w:t>
+      </w:r>
+    </w:p>
+    <w:p>
+      <w:r>
+        <w:t xml:space="preserve">1.7. </w:t>
+      </w:r>
+      <w:r>
+        <w:t xml:space="preserve">Финансирование ведётся по коду целевых средств </w:t>
+      </w:r>
+      <w:r>
+        <w:t xml:space="preserve">040409824</w:t>
+      </w:r>
+      <w:r>
+        <w:t xml:space="preserve">, предусмотренному приказом Минфина России № 157н. </w:t>
+      </w:r>
+      <w:r>
+        <w:t xml:space="preserve">БИК банка Стороны в настоящем разделе не приводится; номер заявки на открытие счёта — </w:t>
+      </w:r>
+      <w:r>
+        <w:t xml:space="preserve">040735311</w:t>
+      </w:r>
+      <w:r>
+        <w:t xml:space="preserve">.</w:t>
+      </w:r>
+    </w:p>
+    <w:p>
+      <w:r>
+        <w:t xml:space="preserve">1.8. </w:t>
+      </w:r>
+      <w:r>
+        <w:t xml:space="preserve">Расчёты за коммунальные услуги ведутся по лицевому счёту абонента </w:t>
+      </w:r>
+      <w:r>
+        <w:t xml:space="preserve">80863485370</w:t>
+      </w:r>
+      <w:r>
+        <w:t xml:space="preserve">. Спецификация зарегистрирована за номером </w:t>
+      </w:r>
+      <w:r>
+        <w:t xml:space="preserve">80604523441</w:t>
+      </w:r>
+      <w:r>
+        <w:t xml:space="preserve">. Прибор учёта имеет заводской номер </w:t>
+      </w:r>
+      <w:r>
+        <w:t xml:space="preserve">89162291772</w:t>
+      </w:r>
+      <w:r>
+        <w:t xml:space="preserve">.</w:t>
+      </w:r>
+    </w:p>
+    <w:p>
+      <w:r>
+        <w:t xml:space="preserve">1.9. </w:t>
+      </w:r>
+      <w:r>
+        <w:t xml:space="preserve">Сведения внесены в реестр за номером </w:t>
+      </w:r>
+      <w:r>
+        <w:t xml:space="preserve">84256097338</w:t>
+      </w:r>
+      <w:r>
+        <w:t xml:space="preserve"> по правилам статьи 434 Гражданского кодекса Российской Федерации. Уведомление направлено за исходящим № </w:t>
+      </w:r>
+      <w:r>
+        <w:t xml:space="preserve">81463148950</w:t>
+      </w:r>
+      <w:r>
+        <w:t xml:space="preserve">.</w:t>
       </w:r>
     </w:p>
     <w:p/>
@@ -156,7 +251,7 @@
         <w:t xml:space="preserve">2.1. Общая цена Договора: </w:t>
       </w:r>
       <w:r>
-        <w:t xml:space="preserve">42700002,7 (сорок два миллиона семьсот тысяч два) рубля</w:t>
+        <w:t xml:space="preserve">90500002,9 (девяносто миллионов пятьсот тысяч два) рубля</w:t>
       </w:r>
       <w:r>
         <w:t xml:space="preserve">.</w:t>
@@ -167,7 +262,7 @@
         <w:t xml:space="preserve">2.2. Налог: </w:t>
       </w:r>
       <w:r>
-        <w:t xml:space="preserve">15% за каждый день просрочки</w:t>
+        <w:t xml:space="preserve">9% за каждый день просрочки</w:t>
       </w:r>
       <w:r>
         <w:t xml:space="preserve">.</w:t>
@@ -178,7 +273,7 @@
         <w:t xml:space="preserve">2.3. Срок оплаты — </w:t>
       </w:r>
       <w:r>
-        <w:t xml:space="preserve">не позднее 13.09.2025</w:t>
+        <w:t xml:space="preserve">не позднее 24.12.2026</w:t>
       </w:r>
       <w:r>
         <w:t xml:space="preserve">.</w:t>
@@ -198,7 +293,7 @@
         <w:t xml:space="preserve">, артикул </w:t>
       </w:r>
       <w:r>
-        <w:t xml:space="preserve">RM-5886-16</w:t>
+        <w:t xml:space="preserve">RM-7957-35</w:t>
       </w:r>
       <w:r>
         <w:t xml:space="preserve">, код </w:t>
@@ -258,43 +353,43 @@
         <w:t xml:space="preserve">. Товар отгружается с сопроводительным документом паспорт качества № </w:t>
       </w:r>
       <w:r>
-        <w:t xml:space="preserve">06 07 210812</w:t>
+        <w:t xml:space="preserve">78 20 897345</w:t>
       </w:r>
       <w:r>
         <w:t xml:space="preserve">. К партии приложен паспорт изделия № </w:t>
       </w:r>
       <w:r>
-        <w:t xml:space="preserve">14 11 209705</w:t>
+        <w:t xml:space="preserve">31 11 113400</w:t>
       </w:r>
       <w:r>
         <w:t xml:space="preserve">. Оборудование поставляется с паспортом транспортного средства № </w:t>
       </w:r>
       <w:r>
-        <w:t xml:space="preserve">19 04 078030</w:t>
+        <w:t xml:space="preserve">33 11 421702</w:t>
       </w:r>
       <w:r>
         <w:t xml:space="preserve">. Приёмка производится согласно техническому паспорту </w:t>
       </w:r>
       <w:r>
-        <w:t xml:space="preserve">18 18 280693</w:t>
+        <w:t xml:space="preserve">42 25 508947</w:t>
       </w:r>
       <w:r>
         <w:t xml:space="preserve">. СНИЛС не указан, номер заказа </w:t>
       </w:r>
       <w:r>
-        <w:t xml:space="preserve">215-571-349 13</w:t>
+        <w:t xml:space="preserve">445-632-220 23</w:t>
       </w:r>
       <w:r>
         <w:t xml:space="preserve">. Дата рождения не проставлена, документ выдан </w:t>
       </w:r>
       <w:r>
-        <w:t xml:space="preserve">24.04.2015</w:t>
+        <w:t xml:space="preserve">05.05.2021</w:t>
       </w:r>
       <w:r>
         <w:t xml:space="preserve">. Код подразделения, см. артикул </w:t>
       </w:r>
       <w:r>
-        <w:t xml:space="preserve">163-159</w:t>
+        <w:t xml:space="preserve">292-128</w:t>
       </w:r>
       <w:r>
         <w:t xml:space="preserve">. Цена — </w:t>
@@ -314,25 +409,25 @@
         <w:t xml:space="preserve">Товар маркирован штрихкодом </w:t>
       </w:r>
       <w:r>
-        <w:t xml:space="preserve">4608263026948</w:t>
+        <w:t xml:space="preserve">4607580735134</w:t>
       </w:r>
       <w:r>
         <w:t xml:space="preserve">. Код контрагента по ОКПО — </w:t>
       </w:r>
       <w:r>
-        <w:t xml:space="preserve">0723853801</w:t>
+        <w:t xml:space="preserve">3541749703</w:t>
       </w:r>
       <w:r>
         <w:t xml:space="preserve">. Оборудование учтено под инвентарным номером </w:t>
       </w:r>
       <w:r>
-        <w:t xml:space="preserve">048198806</w:t>
+        <w:t xml:space="preserve">047550240</w:t>
       </w:r>
       <w:r>
         <w:t xml:space="preserve">, складской позиции присвоен номер </w:t>
       </w:r>
       <w:r>
-        <w:t xml:space="preserve">300103058</w:t>
+        <w:t xml:space="preserve">672794822</w:t>
       </w:r>
       <w:r>
         <w:t xml:space="preserve">.</w:t>
@@ -346,19 +441,19 @@
         <w:t xml:space="preserve">Оплата по счёту-фактуре на КБК </w:t>
       </w:r>
       <w:r>
-        <w:t xml:space="preserve">18210101011011000138</w:t>
+        <w:t xml:space="preserve">18210101011011000161</w:t>
       </w:r>
       <w:r>
         <w:t xml:space="preserve">. ИНН не присвоен, регистрационный № </w:t>
       </w:r>
       <w:r>
-        <w:t xml:space="preserve">5223486638</w:t>
+        <w:t xml:space="preserve">3961693488</w:t>
       </w:r>
       <w:r>
         <w:t xml:space="preserve">. ИНН не присвоен, платёжный документ № </w:t>
       </w:r>
       <w:r>
-        <w:t xml:space="preserve">019809006505</w:t>
+        <w:t xml:space="preserve">246861664447</w:t>
       </w:r>
       <w:r>
         <w:t xml:space="preserve">. Заказчик действует в лице </w:t>
@@ -378,13 +473,13 @@
         <w:t xml:space="preserve">Массовая доля влаги в товаре — </w:t>
       </w:r>
       <w:r>
-        <w:t xml:space="preserve">не более 8 %</w:t>
+        <w:t xml:space="preserve">не более 12 %</w:t>
       </w:r>
       <w:r>
         <w:t xml:space="preserve">. Товар подлежит хранению </w:t>
       </w:r>
       <w:r>
-        <w:t xml:space="preserve">в течение 12 часов</w:t>
+        <w:t xml:space="preserve">в течение 24 часов</w:t>
       </w:r>
       <w:r>
         <w:t xml:space="preserve"> при температуре не выше +4 °C. Срок исковой давности по требованиям, вытекающим из Договора, составляет </w:t>
@@ -453,7 +548,7 @@
           </w:tcPr>
           <w:p>
             <w:r>
-              <w:t xml:space="preserve">3228196444</w:t>
+              <w:t xml:space="preserve">2283415733</w:t>
             </w:r>
           </w:p>
         </w:tc>
@@ -481,7 +576,7 @@
         <w:t xml:space="preserve">Полномочия подтверждаются свидетельством о рождении, выдано </w:t>
       </w:r>
       <w:r>
-        <w:t xml:space="preserve">25.10.2018</w:t>
+        <w:t xml:space="preserve">12.12.2018</w:t>
       </w:r>
       <w:r>
         <w:t xml:space="preserve"> отделом ЗАГС.</w:t>
@@ -510,7 +605,7 @@
           </w:tcPr>
           <w:p>
             <w:r>
-              <w:t xml:space="preserve">9</w:t>
+              <w:t xml:space="preserve">3</w:t>
             </w:r>
           </w:p>
         </w:tc>
@@ -560,7 +655,7 @@
         <w:t xml:space="preserve">3.1. Место исполнения обязательств: </w:t>
       </w:r>
       <w:r>
-        <w:t xml:space="preserve">420111, г. Казань, просп. Лесная, д. 34, кв. 133</w:t>
+        <w:t xml:space="preserve">143400, г. Красногорск, просп. Гагарина, д. 62, кв. 113</w:t>
       </w:r>
       <w:r>
         <w:t xml:space="preserve">.</w:t>
@@ -577,7 +672,7 @@
         <w:t xml:space="preserve">, тел. </w:t>
       </w:r>
       <w:r>
-        <w:t xml:space="preserve">+7 (843) 820-10-93</w:t>
+        <w:t xml:space="preserve">+7 (846) 619-98-79</w:t>
       </w:r>
       <w:r>
         <w:t xml:space="preserve">.</w:t>
@@ -588,7 +683,111 @@
         <w:t xml:space="preserve">3.3. Срок исполнения обязательств — </w:t>
       </w:r>
       <w:r>
-        <w:t xml:space="preserve">в течение 24 месяцев с момента подписания акта</w:t>
+        <w:t xml:space="preserve">в течение 6 месяцев с момента подписания акта</w:t>
+      </w:r>
+      <w:r>
+        <w:t xml:space="preserve">.</w:t>
+      </w:r>
+    </w:p>
+    <w:p>
+      <w:r>
+        <w:t xml:space="preserve">3.4. </w:t>
+      </w:r>
+      <w:r>
+        <w:t xml:space="preserve">Финансирование ведётся за счёт средств бюджета, КБК </w:t>
+      </w:r>
+      <w:r>
+        <w:t xml:space="preserve">18291050021928745515</w:t>
+      </w:r>
+      <w:r>
+        <w:t xml:space="preserve">. Показания счётчика снимаются по прибору с заводским номером </w:t>
+      </w:r>
+      <w:r>
+        <w:t xml:space="preserve">39178735915108522478</w:t>
+      </w:r>
+      <w:r>
+        <w:t xml:space="preserve">.</w:t>
+      </w:r>
+    </w:p>
+    <w:p>
+      <w:r>
+        <w:t xml:space="preserve">3.5. </w:t>
+      </w:r>
+      <w:r>
+        <w:t xml:space="preserve">Счёт на оплату содержит УИН </w:t>
+      </w:r>
+      <w:r>
+        <w:t xml:space="preserve">18209412127554947332</w:t>
+      </w:r>
+      <w:r>
+        <w:t xml:space="preserve">. Счёт-проформа зарегистрирован за номером </w:t>
+      </w:r>
+      <w:r>
+        <w:t xml:space="preserve">77194308026416554676</w:t>
+      </w:r>
+      <w:r>
+        <w:t xml:space="preserve">. Очерёдность списания со счёта определяется статьёй 855 Гражданского кодекса Российской Федерации, код вида дохода — </w:t>
+      </w:r>
+      <w:r>
+        <w:t xml:space="preserve">18210314681467770407</w:t>
+      </w:r>
+      <w:r>
+        <w:t xml:space="preserve">.</w:t>
+      </w:r>
+    </w:p>
+    <w:p>
+      <w:r>
+        <w:t xml:space="preserve">3.6. </w:t>
+      </w:r>
+      <w:r>
+        <w:t xml:space="preserve">ИНН у иностранного контрагента отсутствует, номер в торговом реестре — </w:t>
+      </w:r>
+      <w:r>
+        <w:t xml:space="preserve">0965522102</w:t>
+      </w:r>
+      <w:r>
+        <w:t xml:space="preserve">. ИНН указан в приложении, номер спецификации </w:t>
+      </w:r>
+      <w:r>
+        <w:t xml:space="preserve">2629137321</w:t>
+      </w:r>
+      <w:r>
+        <w:t xml:space="preserve">. В силу статьи 84 Налогового кодекса Российской Федерации ИНН присваивается налоговым органом; номер решения — </w:t>
+      </w:r>
+      <w:r>
+        <w:t xml:space="preserve">0085267634</w:t>
+      </w:r>
+      <w:r>
+        <w:t xml:space="preserve">.</w:t>
+      </w:r>
+    </w:p>
+    <w:p>
+      <w:r>
+        <w:t xml:space="preserve">3.7. </w:t>
+      </w:r>
+      <w:r>
+        <w:t xml:space="preserve">Номер партии по системе прослеживаемости — </w:t>
+      </w:r>
+      <w:r>
+        <w:t xml:space="preserve">6537552253</w:t>
+      </w:r>
+      <w:r>
+        <w:t xml:space="preserve">. Массовая доля примеси в товаре — не более </w:t>
+      </w:r>
+      <w:r>
+        <w:t xml:space="preserve">1,3 %</w:t>
+      </w:r>
+      <w:r>
+        <w:t xml:space="preserve">. Допустимая погрешность прибора — </w:t>
+      </w:r>
+      <w:r>
+        <w:t xml:space="preserve">0,9 %</w:t>
+      </w:r>
+      <w:r>
+        <w:t xml:space="preserve">. Станок имеет заводской номер </w:t>
+      </w:r>
+      <w:r>
+        <w:t xml:space="preserve">4003747201</w:t>
       </w:r>
       <w:r>
         <w:t xml:space="preserve">.</w:t>
@@ -653,7 +852,7 @@
         <w:t xml:space="preserve">Сторона, для которой создалась невозможность исполнения, обязана уведомить другую Сторону. Срок уведомления — </w:t>
       </w:r>
       <w:r>
-        <w:t xml:space="preserve">в течение 3 календарных дней</w:t>
+        <w:t xml:space="preserve">в течение 7 календарных дней</w:t>
       </w:r>
       <w:r>
         <w:t xml:space="preserve">.</w:t>
@@ -668,6 +867,124 @@
       </w:r>
       <w:r>
         <w:t xml:space="preserve">в течение тридцати банковских дней со дня предъявления требования</w:t>
+      </w:r>
+      <w:r>
+        <w:t xml:space="preserve">.</w:t>
+      </w:r>
+    </w:p>
+    <w:p>
+      <w:r>
+        <w:t xml:space="preserve">4.6. </w:t>
+      </w:r>
+      <w:r>
+        <w:t xml:space="preserve">ИНН физического лица не приводится; лицевой счёт — </w:t>
+      </w:r>
+      <w:r>
+        <w:t xml:space="preserve">935772664939</w:t>
+      </w:r>
+      <w:r>
+        <w:t xml:space="preserve">. ИНН указан в приложении; номенклатурный код позиции — </w:t>
+      </w:r>
+      <w:r>
+        <w:t xml:space="preserve">668931192864</w:t>
+      </w:r>
+      <w:r>
+        <w:t xml:space="preserve">. ИНН физического лица обрабатывается в порядке статьи 86 Налогового кодекса Российской Федерации; номер запроса — </w:t>
+      </w:r>
+      <w:r>
+        <w:t xml:space="preserve">428106603031</w:t>
+      </w:r>
+      <w:r>
+        <w:t xml:space="preserve">.</w:t>
+      </w:r>
+    </w:p>
+    <w:p>
+      <w:r>
+        <w:t xml:space="preserve">4.7. </w:t>
+      </w:r>
+      <w:r>
+        <w:t xml:space="preserve">Товарная накладная на партию имеет номер </w:t>
+      </w:r>
+      <w:r>
+        <w:t xml:space="preserve">773085646923</w:t>
+      </w:r>
+      <w:r>
+        <w:t xml:space="preserve">. Контрольный модуль имеет заводской номер </w:t>
+      </w:r>
+      <w:r>
+        <w:t xml:space="preserve">309234412149</w:t>
+      </w:r>
+      <w:r>
+        <w:t xml:space="preserve">. Проектный уклон кровли — </w:t>
+      </w:r>
+      <w:r>
+        <w:t xml:space="preserve">5 %</w:t>
+      </w:r>
+      <w:r>
+        <w:t xml:space="preserve">.</w:t>
+      </w:r>
+    </w:p>
+    <w:p>
+      <w:r>
+        <w:t xml:space="preserve">4.8. </w:t>
+      </w:r>
+      <w:r>
+        <w:t xml:space="preserve">Предельная доля иностранного участия в уставном капитале установлена законом и составляет </w:t>
+      </w:r>
+      <w:r>
+        <w:t xml:space="preserve">25 %</w:t>
+      </w:r>
+      <w:r>
+        <w:t xml:space="preserve">, как предусмотрено Федеральным законом о порядке осуществления иностранных инвестиций. Приложение № 3 к Договору содержит долю брака, не превышающую </w:t>
+      </w:r>
+      <w:r>
+        <w:t xml:space="preserve">2,4 %</w:t>
+      </w:r>
+      <w:r>
+        <w:t xml:space="preserve">.</w:t>
+      </w:r>
+    </w:p>
+    <w:p>
+      <w:r>
+        <w:t xml:space="preserve">4.9. </w:t>
+      </w:r>
+      <w:r>
+        <w:t xml:space="preserve">Товар имеет срок годности </w:t>
+      </w:r>
+      <w:r>
+        <w:t xml:space="preserve">в течение 18 месяцев</w:t>
+      </w:r>
+      <w:r>
+        <w:t xml:space="preserve"> с даты выпуска. Смесь выдерживается </w:t>
+      </w:r>
+      <w:r>
+        <w:t xml:space="preserve">в течение 24 часов</w:t>
+      </w:r>
+      <w:r>
+        <w:t xml:space="preserve"> при температуре не ниже +5 °C.</w:t>
+      </w:r>
+    </w:p>
+    <w:p>
+      <w:r>
+        <w:t xml:space="preserve">4.10. </w:t>
+      </w:r>
+      <w:r>
+        <w:t xml:space="preserve">Требования к качеству работ могут быть предъявлены </w:t>
+      </w:r>
+      <w:r>
+        <w:t xml:space="preserve">в течение одного года</w:t>
+      </w:r>
+      <w:r>
+        <w:t xml:space="preserve"> по правилам статьи 725 Гражданского кодекса Российской Федерации. Поставщик присутствует на рынке </w:t>
+      </w:r>
+      <w:r>
+        <w:t xml:space="preserve">в течение 11 лет</w:t>
+      </w:r>
+      <w:r>
+        <w:t xml:space="preserve">. Отчётный период по Договору завершается </w:t>
+      </w:r>
+      <w:r>
+        <w:t xml:space="preserve">не позднее 18.08.2027</w:t>
       </w:r>
       <w:r>
         <w:t xml:space="preserve">.</w:t>
@@ -692,10 +1009,10 @@
         <w:rPr>
           <w:b/>
         </w:rPr>
-        <w:t xml:space="preserve">8 0</w:t>
-      </w:r>
-      <w:r>
-        <w:t xml:space="preserve">00 000 (Восемь миллионов) RUB</w:t>
+        <w:t xml:space="preserve">4</w:t>
+      </w:r>
+      <w:r>
+        <w:t xml:space="preserve">44 000 (Четыреста сорок четыре тысячи) RUB</w:t>
       </w:r>
       <w:r>
         <w:t xml:space="preserve">.</w:t>
@@ -726,10 +1043,10 @@
         <w:rPr>
           <w:b/>
         </w:rPr>
-        <w:t xml:space="preserve">в течение 4</w:t>
-      </w:r>
-      <w:r>
-        <w:t xml:space="preserve">5 (Сорока пяти) банковских дней с момента заключения контракта</w:t>
+        <w:t xml:space="preserve">в течение 1</w:t>
+      </w:r>
+      <w:r>
+        <w:t xml:space="preserve">4 (Четырнадцати) банковских дней с момента заключения контракта</w:t>
       </w:r>
       <w:r>
         <w:t xml:space="preserve">.</w:t>
@@ -740,7 +1057,7 @@
         <w:t xml:space="preserve">9.4. Контрольная запись: </w:t>
       </w:r>
       <w:r>
-        <w:t xml:space="preserve">36Ф-94І03/І6-О25Д</w:t>
+        <w:t xml:space="preserve">91Ф-89169/12-О9ІД</w:t>
       </w:r>
       <w:r>
         <w:t xml:space="preserve">.</w:t>
@@ -751,13 +1068,13 @@
         <w:t xml:space="preserve">9.5. Цена по протоколу разногласий: </w:t>
       </w:r>
       <w:r>
-        <w:t xml:space="preserve">7 700 000</w:t>
+        <w:t xml:space="preserve">1 200 000</w:t>
       </w:r>
       <w:r>
         <w:t xml:space="preserve">, а прописью: </w:t>
       </w:r>
       <w:r>
-        <w:t xml:space="preserve">семь семьсот тысяч рублей</w:t>
+        <w:t xml:space="preserve">один двести тысяч рублей</w:t>
       </w:r>
       <w:r>
         <w:t xml:space="preserve">.</w:t>
@@ -779,7 +1096,7 @@
       </w:r>
       <w:ins w:id="1" w:author="Юрист" w:date="2024-01-01T00:00:00Z">
         <w:r>
-          <w:t xml:space="preserve">не менее 21 000 000 (Двадцати одного миллиона) руб. 50 копеек</w:t>
+          <w:t xml:space="preserve">не менее 8 910 000 (Восьми миллионов девятисот десяти тысяч) руб. 00 копеек</w:t>
         </w:r>
       </w:ins>
       <w:ins w:id="2" w:author="Юрист" w:date="2024-01-01T00:00:00Z">
@@ -805,7 +1122,7 @@
         <w:fldChar w:fldCharType="separate"/>
       </w:r>
       <w:r>
-        <w:t xml:space="preserve">не позднее 28.04.2026</w:t>
+        <w:t xml:space="preserve">не позднее 01.01.2025</w:t>
       </w:r>
       <w:r>
         <w:fldChar w:fldCharType="end"/>
@@ -862,7 +1179,7 @@
               <w:t xml:space="preserve">Юридический адрес: </w:t>
             </w:r>
             <w:r>
-              <w:t xml:space="preserve">190000, г. Санкт-Петербург, пер. Победы, д. 52, кв. 83</w:t>
+              <w:t xml:space="preserve">344002, г. Ростов-на-Дону, просп. Полевая, д. 64, кв. 76</w:t>
             </w:r>
           </w:p>
           <w:p>
@@ -917,7 +1234,7 @@
               <w:t xml:space="preserve">Тел.: </w:t>
             </w:r>
             <w:r>
-              <w:t xml:space="preserve">+7 (843) 544-88-37</w:t>
+              <w:t xml:space="preserve">+7 (846) 419-40-19</w:t>
             </w:r>
           </w:p>
           <w:p>
@@ -925,7 +1242,7 @@
               <w:t xml:space="preserve">E-mail: </w:t>
             </w:r>
             <w:r>
-              <w:t xml:space="preserve">zayceva@yandex.ru</w:t>
+              <w:t xml:space="preserve">zayceva@sibtrans.ru</w:t>
             </w:r>
           </w:p>
           <w:p/>
@@ -960,7 +1277,7 @@
               <w:t xml:space="preserve">Юридический адрес: </w:t>
             </w:r>
             <w:r>
-              <w:t xml:space="preserve">170100, г. Тверь, наб. Октябрьская, д. 83, кв. 109</w:t>
+              <w:t xml:space="preserve">614000, г. Пермь, наб. Строителей, д. 47, кв. 64</w:t>
             </w:r>
           </w:p>
           <w:p>
@@ -968,7 +1285,7 @@
               <w:t xml:space="preserve">Почтовый адрес: </w:t>
             </w:r>
             <w:r>
-              <w:t xml:space="preserve">143400, г. Красногорск, проезд Победы, д. 17, кв. 116</w:t>
+              <w:t xml:space="preserve">141300, г. Сергиев Посад, просп. Советская, д. 26, кв. 109</w:t>
             </w:r>
           </w:p>
           <w:p>
@@ -1023,7 +1340,7 @@
               <w:t xml:space="preserve">Тел.: </w:t>
             </w:r>
             <w:r>
-              <w:t xml:space="preserve">+7 (846) 514-31-71</w:t>
+              <w:t xml:space="preserve">+7 (843) 525-15-50</w:t>
             </w:r>
           </w:p>
           <w:p>
@@ -1031,7 +1348,7 @@
               <w:t xml:space="preserve">E-mail: </w:t>
             </w:r>
             <w:r>
-              <w:t xml:space="preserve">lebedeva@gmail.com</w:t>
+              <w:t xml:space="preserve">lebedeva@corp-tehno.ru</w:t>
             </w:r>
           </w:p>
           <w:p/>

--- a/tests/corpus_v2/docs/cx_supply_0001.docx
+++ b/tests/corpus_v2/docs/cx_supply_0001.docx
@@ -1131,6 +1131,37 @@
         <w:t xml:space="preserve">.</w:t>
       </w:r>
     </w:p>
+    <w:p>
+      <w:r>
+        <w:rPr>
+          <w:b/>
+        </w:rPr>
+        <w:t xml:space="preserve">6. ОСОБЫЕ УСЛОВИЯ ОТДЕЛЬНЫХ ВИДОВ ДАННЫХ</w:t>
+      </w:r>
+    </w:p>
+    <w:p>
+      <w:r>
+        <w:t xml:space="preserve">6.1. Полномочия представителя подтверждены доверенностью, реестровый номер </w:t>
+      </w:r>
+      <w:r>
+        <w:t xml:space="preserve">77/714-н/77-2024-1-502</w:t>
+      </w:r>
+      <w:r>
+        <w:t xml:space="preserve">.</w:t>
+      </w:r>
+    </w:p>
+    <w:p>
+      <w:r>
+        <w:t xml:space="preserve">6.2. Для сопоставления в учёте указывается: </w:t>
+      </w:r>
+      <w:r>
+        <w:t xml:space="preserve">кадастровый номер 77:01:0004012:2211</w:t>
+      </w:r>
+      <w:r>
+        <w:t xml:space="preserve">.</w:t>
+      </w:r>
+    </w:p>
+    <w:p/>
     <w:p>
       <w:r>
         <w:rPr>

--- a/tests/corpus_v2/docs/cx_supply_0001.docx
+++ b/tests/corpus_v2/docs/cx_supply_0001.docx
@@ -1141,21 +1141,87 @@
     </w:p>
     <w:p>
       <w:r>
-        <w:t xml:space="preserve">6.1. Полномочия представителя подтверждены доверенностью, реестровый номер </w:t>
-      </w:r>
-      <w:r>
-        <w:t xml:space="preserve">77/714-н/77-2024-1-502</w:t>
-      </w:r>
-      <w:r>
-        <w:t xml:space="preserve">.</w:t>
-      </w:r>
-    </w:p>
-    <w:p>
-      <w:r>
-        <w:t xml:space="preserve">6.2. Для сопоставления в учёте указывается: </w:t>
-      </w:r>
-      <w:r>
-        <w:t xml:space="preserve">кадастровый номер 77:01:0004012:2211</w:t>
+        <w:t xml:space="preserve">6.1. Работы выполняются на основании ранее заключённого Договора № </w:t>
+      </w:r>
+      <w:r>
+        <w:t xml:space="preserve">118/2024-А</w:t>
+      </w:r>
+      <w:r>
+        <w:t xml:space="preserve"> между теми же сторонами.</w:t>
+      </w:r>
+    </w:p>
+    <w:p>
+      <w:r>
+        <w:t xml:space="preserve">6.2. Первичные документы: </w:t>
+      </w:r>
+      <w:r>
+        <w:t xml:space="preserve">счёт-фактура выставлена без ссылки на номер</w:t>
+      </w:r>
+      <w:r>
+        <w:t xml:space="preserve">.</w:t>
+      </w:r>
+    </w:p>
+    <w:p>
+      <w:r>
+        <w:t xml:space="preserve">6.3. Запись о лицензии внесена в реестр за регистрационным номером </w:t>
+      </w:r>
+      <w:r>
+        <w:t xml:space="preserve">509118266</w:t>
+      </w:r>
+      <w:r>
+        <w:t xml:space="preserve">.</w:t>
+      </w:r>
+    </w:p>
+    <w:p>
+      <w:r>
+        <w:t xml:space="preserve">6.4. Внутренний учёт ведётся отдельно: </w:t>
+      </w:r>
+      <w:r>
+        <w:t xml:space="preserve">номер заявки 987654321</w:t>
+      </w:r>
+      <w:r>
+        <w:t xml:space="preserve">.</w:t>
+      </w:r>
+    </w:p>
+    <w:p>
+      <w:r>
+        <w:t xml:space="preserve">6.5. Полномочия представителя подтверждены доверенностью, реестровый номер </w:t>
+      </w:r>
+      <w:r>
+        <w:t xml:space="preserve">23/5-н/23-2025-2-1104</w:t>
+      </w:r>
+      <w:r>
+        <w:t xml:space="preserve">.</w:t>
+      </w:r>
+    </w:p>
+    <w:p>
+      <w:r>
+        <w:t xml:space="preserve">6.6. Для сопоставления в учёте указывается: </w:t>
+      </w:r>
+      <w:r>
+        <w:t xml:space="preserve">пп. 4/5-1 и 7/2-3 Правил страхования</w:t>
+      </w:r>
+      <w:r>
+        <w:t xml:space="preserve">.</w:t>
+      </w:r>
+    </w:p>
+    <w:p>
+      <w:r>
+        <w:t xml:space="preserve">6.7. Решение принято большинством в </w:t>
+      </w:r>
+      <w:r>
+        <w:t xml:space="preserve">51 % акций</w:t>
+      </w:r>
+      <w:r>
+        <w:t xml:space="preserve"> от общего числа голосов членов совета директоров.</w:t>
+      </w:r>
+    </w:p>
+    <w:p>
+      <w:r>
+        <w:t xml:space="preserve">6.8. Кворум определяется уставом: </w:t>
+      </w:r>
+      <w:r>
+        <w:t xml:space="preserve">большинством голосов присутствующих участников</w:t>
       </w:r>
       <w:r>
         <w:t xml:space="preserve">.</w:t>

--- a/tests/corpus_v2/docs/cx_supply_0001.docx
+++ b/tests/corpus_v2/docs/cx_supply_0001.docx
@@ -1141,10 +1141,32 @@
     </w:p>
     <w:p>
       <w:r>
-        <w:t xml:space="preserve">6.1. Работы выполняются на основании ранее заключённого Договора № </w:t>
-      </w:r>
-      <w:r>
-        <w:t xml:space="preserve">118/2024-А</w:t>
+        <w:t xml:space="preserve">6.1. Стороны ранее заключили </w:t>
+      </w:r>
+      <w:r>
+        <w:t xml:space="preserve">договор возмездного оказания услуг</w:t>
+      </w:r>
+      <w:r>
+        <w:t xml:space="preserve"> на сопоставимых условиях.</w:t>
+      </w:r>
+    </w:p>
+    <w:p>
+      <w:r>
+        <w:t xml:space="preserve">6.2. Прочие условия: </w:t>
+      </w:r>
+      <w:r>
+        <w:t xml:space="preserve">настоящий Договор вступает в силу с момента подписания</w:t>
+      </w:r>
+      <w:r>
+        <w:t xml:space="preserve">.</w:t>
+      </w:r>
+    </w:p>
+    <w:p>
+      <w:r>
+        <w:t xml:space="preserve">6.3. Работы выполняются на основании ранее заключённого Договора № </w:t>
+      </w:r>
+      <w:r>
+        <w:t xml:space="preserve">2/17</w:t>
       </w:r>
       <w:r>
         <w:t xml:space="preserve"> между теми же сторонами.</w:t>
@@ -1152,29 +1174,73 @@
     </w:p>
     <w:p>
       <w:r>
-        <w:t xml:space="preserve">6.2. Первичные документы: </w:t>
-      </w:r>
-      <w:r>
-        <w:t xml:space="preserve">счёт-фактура выставлена без ссылки на номер</w:t>
-      </w:r>
-      <w:r>
-        <w:t xml:space="preserve">.</w:t>
-      </w:r>
-    </w:p>
-    <w:p>
-      <w:r>
-        <w:t xml:space="preserve">6.3. Запись о лицензии внесена в реестр за регистрационным номером </w:t>
-      </w:r>
-      <w:r>
-        <w:t xml:space="preserve">509118266</w:t>
-      </w:r>
-      <w:r>
-        <w:t xml:space="preserve">.</w:t>
-      </w:r>
-    </w:p>
-    <w:p>
-      <w:r>
-        <w:t xml:space="preserve">6.4. Внутренний учёт ведётся отдельно: </w:t>
+        <w:t xml:space="preserve">6.4. Первичные документы: </w:t>
+      </w:r>
+      <w:r>
+        <w:t xml:space="preserve">лицензия Л035-01298-77/00123456 Рособрнадзора</w:t>
+      </w:r>
+      <w:r>
+        <w:t xml:space="preserve">.</w:t>
+      </w:r>
+    </w:p>
+    <w:p>
+      <w:r>
+        <w:t xml:space="preserve">6.5. Паспорт гражданина Российской Федерации выдан </w:t>
+      </w:r>
+      <w:r>
+        <w:t xml:space="preserve">ТП № 2 ОУФМС России по Московской обл.</w:t>
+      </w:r>
+      <w:r>
+        <w:t xml:space="preserve">, паспорт предъявлен при подписании.</w:t>
+      </w:r>
+    </w:p>
+    <w:p>
+      <w:r>
+        <w:t xml:space="preserve">6.6. Сопутствующие сведения: </w:t>
+      </w:r>
+      <w:r>
+        <w:t xml:space="preserve">заявление подано в ОВД по месту жительства заявителя</w:t>
+      </w:r>
+      <w:r>
+        <w:t xml:space="preserve">.</w:t>
+      </w:r>
+    </w:p>
+    <w:p>
+      <w:r>
+        <w:t xml:space="preserve">6.7. Запись о государственной регистрации внесена регистрирующим органом: </w:t>
+      </w:r>
+      <w:r>
+        <w:t xml:space="preserve">УФНС России по Республике Татарстан</w:t>
+      </w:r>
+      <w:r>
+        <w:t xml:space="preserve">.</w:t>
+      </w:r>
+    </w:p>
+    <w:p>
+      <w:r>
+        <w:t xml:space="preserve">6.8. Общие сведения о регистрации: </w:t>
+      </w:r>
+      <w:r>
+        <w:t xml:space="preserve">предприниматель зарегистрирован, запись внесена в ЕГРИП</w:t>
+      </w:r>
+      <w:r>
+        <w:t xml:space="preserve">.</w:t>
+      </w:r>
+    </w:p>
+    <w:p>
+      <w:r>
+        <w:t xml:space="preserve">6.9. Запись о лицензии внесена в реестр за регистрационным номером </w:t>
+      </w:r>
+      <w:r>
+        <w:t xml:space="preserve">895217304</w:t>
+      </w:r>
+      <w:r>
+        <w:t xml:space="preserve">.</w:t>
+      </w:r>
+    </w:p>
+    <w:p>
+      <w:r>
+        <w:t xml:space="preserve">6.10. Внутренний учёт ведётся отдельно: </w:t>
       </w:r>
       <w:r>
         <w:t xml:space="preserve">номер заявки 987654321</w:t>
@@ -1185,32 +1251,32 @@
     </w:p>
     <w:p>
       <w:r>
-        <w:t xml:space="preserve">6.5. Полномочия представителя подтверждены доверенностью, реестровый номер </w:t>
-      </w:r>
-      <w:r>
-        <w:t xml:space="preserve">23/5-н/23-2025-2-1104</w:t>
-      </w:r>
-      <w:r>
-        <w:t xml:space="preserve">.</w:t>
-      </w:r>
-    </w:p>
-    <w:p>
-      <w:r>
-        <w:t xml:space="preserve">6.6. Для сопоставления в учёте указывается: </w:t>
-      </w:r>
-      <w:r>
-        <w:t xml:space="preserve">пп. 4/5-1 и 7/2-3 Правил страхования</w:t>
-      </w:r>
-      <w:r>
-        <w:t xml:space="preserve">.</w:t>
-      </w:r>
-    </w:p>
-    <w:p>
-      <w:r>
-        <w:t xml:space="preserve">6.7. Решение принято большинством в </w:t>
-      </w:r>
-      <w:r>
-        <w:t xml:space="preserve">51 % акций</w:t>
+        <w:t xml:space="preserve">6.11. Полномочия представителя подтверждены доверенностью, реестровый номер </w:t>
+      </w:r>
+      <w:r>
+        <w:t xml:space="preserve">77/714-н/77-2024-1-502</w:t>
+      </w:r>
+      <w:r>
+        <w:t xml:space="preserve">.</w:t>
+      </w:r>
+    </w:p>
+    <w:p>
+      <w:r>
+        <w:t xml:space="preserve">6.12. Для сопоставления в учёте указывается: </w:t>
+      </w:r>
+      <w:r>
+        <w:t xml:space="preserve">ГОСТ Р 52044-2003</w:t>
+      </w:r>
+      <w:r>
+        <w:t xml:space="preserve">.</w:t>
+      </w:r>
+    </w:p>
+    <w:p>
+      <w:r>
+        <w:t xml:space="preserve">6.13. Решение принято большинством в </w:t>
+      </w:r>
+      <w:r>
+        <w:t xml:space="preserve">40 % уставного капитала</w:t>
       </w:r>
       <w:r>
         <w:t xml:space="preserve"> от общего числа голосов членов совета директоров.</w:t>
@@ -1218,7 +1284,7 @@
     </w:p>
     <w:p>
       <w:r>
-        <w:t xml:space="preserve">6.8. Кворум определяется уставом: </w:t>
+        <w:t xml:space="preserve">6.14. Кворум определяется уставом: </w:t>
       </w:r>
       <w:r>
         <w:t xml:space="preserve">большинством голосов присутствующих участников</w:t>

--- a/tests/corpus_v2/docs/cx_supply_0001.docx
+++ b/tests/corpus_v2/docs/cx_supply_0001.docx
@@ -39,7 +39,7 @@
         <w:t xml:space="preserve">     </w:t>
       </w:r>
       <w:r>
-        <w:t xml:space="preserve">18.10.2025</w:t>
+        <w:t xml:space="preserve">18 октября 2025 г.</w:t>
       </w:r>
     </w:p>
     <w:p/>
